--- a/Project Progress/Progress.docx
+++ b/Project Progress/Progress.docx
@@ -19,227 +19,79 @@
       </w:r>
     </w:p>
     <w:p>
-      <w:r>
-        <w:t>These points have been successfully coded into the framework architecture and are ready to be used as evidence for the examiner.</w:t>
-      </w:r>
-    </w:p>
-    <w:p>
+      <w:pPr>
+        <w:pStyle w:val="ListParagraph"/>
+        <w:numPr>
+          <w:ilvl w:val="0"/>
+          <w:numId w:val="14"/>
+        </w:numPr>
+      </w:pPr>
       <w:r>
         <w:rPr>
           <w:b/>
           <w:bCs/>
         </w:rPr>
-        <w:t xml:space="preserve">OWASP ASVS Alignment &amp; Database Security  </w:t>
+        <w:t>OWASP ASVS Alignment &amp; Database Security:</w:t>
+      </w:r>
+      <w:r>
+        <w:t xml:space="preserve"> The framework strictly aligns with ASVS V5.5 Database Security. Developers are forced to use strict method chaining instead of raw SQL strings. PDO prepared statements are automatically bound, neutralizing SQL Injection entirely. </w:t>
       </w:r>
     </w:p>
     <w:p>
       <w:pPr>
+        <w:pStyle w:val="ListParagraph"/>
         <w:numPr>
           <w:ilvl w:val="0"/>
-          <w:numId w:val="1"/>
+          <w:numId w:val="14"/>
         </w:numPr>
       </w:pPr>
-      <w:r>
-        <w:t>The framework strictly aligns with ASVS V5.5 Database Security.</w:t>
-      </w:r>
-    </w:p>
-    <w:p>
-      <w:pPr>
-        <w:numPr>
-          <w:ilvl w:val="0"/>
-          <w:numId w:val="1"/>
-        </w:numPr>
-      </w:pPr>
-      <w:r>
-        <w:t>The enforcement mechanism is physically located in core/Database/</w:t>
-      </w:r>
-      <w:proofErr w:type="spellStart"/>
-      <w:r>
-        <w:t>ORM.php</w:t>
-      </w:r>
-      <w:proofErr w:type="spellEnd"/>
-      <w:r>
-        <w:t>.</w:t>
-      </w:r>
-    </w:p>
-    <w:p>
-      <w:pPr>
-        <w:numPr>
-          <w:ilvl w:val="0"/>
-          <w:numId w:val="1"/>
-        </w:numPr>
-      </w:pPr>
-      <w:r>
-        <w:t>Developers are forced to use strict method chaining instead of raw SQL strings.</w:t>
-      </w:r>
-    </w:p>
-    <w:p>
-      <w:pPr>
-        <w:numPr>
-          <w:ilvl w:val="0"/>
-          <w:numId w:val="1"/>
-        </w:numPr>
-      </w:pPr>
-      <w:r>
-        <w:t>PDO prepared statements are automatically bound, neutralizing SQL Injection entirely.</w:t>
-      </w:r>
-    </w:p>
-    <w:p>
       <w:r>
         <w:rPr>
           <w:b/>
           <w:bCs/>
         </w:rPr>
-        <w:t xml:space="preserve">CSRF Protection  </w:t>
+        <w:t>CSRF Protection:</w:t>
+      </w:r>
+      <w:r>
+        <w:t xml:space="preserve"> Automatic CSRF token generation and validation are fully functional. Any state-changing POST request lacking a valid token is immediately intercepted, blocked, and logged before it reaches the application layer. </w:t>
       </w:r>
     </w:p>
     <w:p>
       <w:pPr>
+        <w:pStyle w:val="ListParagraph"/>
         <w:numPr>
           <w:ilvl w:val="0"/>
-          <w:numId w:val="2"/>
+          <w:numId w:val="14"/>
         </w:numPr>
       </w:pPr>
-      <w:r>
-        <w:t>Automatic CSRF token generation and validation are fully functional.</w:t>
-      </w:r>
-    </w:p>
-    <w:p>
-      <w:pPr>
-        <w:numPr>
-          <w:ilvl w:val="0"/>
-          <w:numId w:val="2"/>
-        </w:numPr>
-      </w:pPr>
-      <w:r>
-        <w:t>The protection logic is located in core/Middleware/</w:t>
-      </w:r>
-      <w:proofErr w:type="spellStart"/>
-      <w:r>
-        <w:t>CsrfMiddleware.php</w:t>
-      </w:r>
-      <w:proofErr w:type="spellEnd"/>
-      <w:r>
-        <w:t>.</w:t>
-      </w:r>
-    </w:p>
-    <w:p>
-      <w:pPr>
-        <w:numPr>
-          <w:ilvl w:val="0"/>
-          <w:numId w:val="2"/>
-        </w:numPr>
-      </w:pPr>
-      <w:r>
-        <w:t>Any state-changing POST request lacking a valid token is immediately intercepted, blocked, and logged before it reaches the application layer.</w:t>
-      </w:r>
-    </w:p>
-    <w:p>
       <w:r>
         <w:rPr>
           <w:b/>
           <w:bCs/>
         </w:rPr>
-        <w:t xml:space="preserve">Security Headers Middleware  </w:t>
+        <w:t>Security Headers Middleware:</w:t>
+      </w:r>
+      <w:r>
+        <w:t xml:space="preserve"> Global security headers are automatically injected into every HTTP response. The framework actively enforces Content-Security-Policy (CSP), X-Frame-Options, X-Content-Type-Options, Referrer-Policy, and Strict-Transport-Security (HSTS). </w:t>
       </w:r>
     </w:p>
     <w:p>
       <w:pPr>
+        <w:pStyle w:val="ListParagraph"/>
         <w:numPr>
           <w:ilvl w:val="0"/>
-          <w:numId w:val="3"/>
+          <w:numId w:val="14"/>
         </w:numPr>
       </w:pPr>
-      <w:r>
-        <w:t>Global security headers are automatically injected into every HTTP response.</w:t>
-      </w:r>
-    </w:p>
-    <w:p>
-      <w:pPr>
-        <w:numPr>
-          <w:ilvl w:val="0"/>
-          <w:numId w:val="3"/>
-        </w:numPr>
-      </w:pPr>
-      <w:r>
-        <w:t>The execution logic is centralized in core/Middleware/</w:t>
-      </w:r>
-      <w:proofErr w:type="spellStart"/>
-      <w:r>
-        <w:t>SecurityHeadersMiddleware.php</w:t>
-      </w:r>
-      <w:proofErr w:type="spellEnd"/>
-      <w:r>
-        <w:t>.</w:t>
-      </w:r>
-    </w:p>
-    <w:p>
-      <w:pPr>
-        <w:numPr>
-          <w:ilvl w:val="0"/>
-          <w:numId w:val="3"/>
-        </w:numPr>
-      </w:pPr>
-      <w:r>
-        <w:t>The framework actively enforces Content-Security-Policy (CSP), X-Frame-Options, X-Content-Type-Options, Referrer-Policy, and Strict-Transport-Security (HSTS).</w:t>
-      </w:r>
-    </w:p>
-    <w:p>
       <w:r>
         <w:rPr>
           <w:b/>
           <w:bCs/>
         </w:rPr>
-        <w:t xml:space="preserve">Authentication Security Module  </w:t>
+        <w:t>Authentication Security Module:</w:t>
       </w:r>
-    </w:p>
-    <w:p>
-      <w:pPr>
-        <w:numPr>
-          <w:ilvl w:val="0"/>
-          <w:numId w:val="4"/>
-        </w:numPr>
-      </w:pPr>
       <w:r>
-        <w:t>The system utilizes military-grade Argon2id cryptography for password hashing.</w:t>
-      </w:r>
-    </w:p>
-    <w:p>
-      <w:pPr>
-        <w:numPr>
-          <w:ilvl w:val="0"/>
-          <w:numId w:val="4"/>
-        </w:numPr>
-      </w:pPr>
-      <w:r>
-        <w:t>The authentication flow and session regeneration logic are located in app/Controllers/</w:t>
-      </w:r>
-      <w:proofErr w:type="spellStart"/>
-      <w:r>
-        <w:t>AuthController.php</w:t>
-      </w:r>
-      <w:proofErr w:type="spellEnd"/>
-      <w:r>
-        <w:t xml:space="preserve"> and core/Http/</w:t>
-      </w:r>
-      <w:proofErr w:type="spellStart"/>
-      <w:r>
-        <w:t>Session.php</w:t>
-      </w:r>
-      <w:proofErr w:type="spellEnd"/>
-      <w:r>
-        <w:t xml:space="preserve"> to prevent session fixation.</w:t>
-      </w:r>
-    </w:p>
-    <w:p>
-      <w:pPr>
-        <w:numPr>
-          <w:ilvl w:val="0"/>
-          <w:numId w:val="4"/>
-        </w:numPr>
-      </w:pPr>
-      <w:r>
-        <w:t>Account lockout and brute-force protections are mathematically enforced by core/Security/</w:t>
+        <w:t xml:space="preserve"> The system utilizes military-grade Argon2id cryptography for password hashing. Account lockout and brute-force protections are mathematically enforced by core/Security/</w:t>
       </w:r>
       <w:proofErr w:type="spellStart"/>
       <w:r>
@@ -247,91 +99,58 @@
       </w:r>
       <w:proofErr w:type="spellEnd"/>
       <w:r>
-        <w:t>.</w:t>
+        <w:t xml:space="preserve">. </w:t>
       </w:r>
     </w:p>
     <w:p>
+      <w:pPr>
+        <w:pStyle w:val="ListParagraph"/>
+        <w:numPr>
+          <w:ilvl w:val="0"/>
+          <w:numId w:val="14"/>
+        </w:numPr>
+      </w:pPr>
       <w:r>
         <w:rPr>
           <w:b/>
           <w:bCs/>
         </w:rPr>
-        <w:t xml:space="preserve">Security Logging &amp; Audit Trail  </w:t>
+        <w:t>Security Logging &amp; Audit Trail:</w:t>
+      </w:r>
+      <w:r>
+        <w:t xml:space="preserve"> The centralized audit trail captures all anomalous events with strict academic formatting. Every security violation logs an ISO 8601 timestamp, severity rating, offending IP, active user ID, and the exact HTTP request method and URL. </w:t>
       </w:r>
     </w:p>
     <w:p>
       <w:pPr>
+        <w:pStyle w:val="ListParagraph"/>
         <w:numPr>
           <w:ilvl w:val="0"/>
-          <w:numId w:val="5"/>
+          <w:numId w:val="14"/>
         </w:numPr>
       </w:pPr>
-      <w:r>
-        <w:lastRenderedPageBreak/>
-        <w:t>The centralized audit trail captures all anomalous events with strict academic formatting.</w:t>
-      </w:r>
-    </w:p>
-    <w:p>
-      <w:pPr>
-        <w:numPr>
-          <w:ilvl w:val="0"/>
-          <w:numId w:val="5"/>
-        </w:numPr>
-      </w:pPr>
-      <w:r>
-        <w:t>The immutable logging engine is located in core/Security/</w:t>
-      </w:r>
-      <w:proofErr w:type="spellStart"/>
-      <w:r>
-        <w:t>Logger.php</w:t>
-      </w:r>
-      <w:proofErr w:type="spellEnd"/>
-      <w:r>
-        <w:t>.</w:t>
-      </w:r>
-    </w:p>
-    <w:p>
-      <w:pPr>
-        <w:numPr>
-          <w:ilvl w:val="0"/>
-          <w:numId w:val="5"/>
-        </w:numPr>
-      </w:pPr>
-      <w:r>
-        <w:t>Every security violation logs an ISO 8601 timestamp, severity rating, offending IP, active user ID, and the exact HTTP request method and URL.</w:t>
-      </w:r>
-    </w:p>
-    <w:p>
       <w:r>
         <w:rPr>
           <w:b/>
           <w:bCs/>
         </w:rPr>
-        <w:t xml:space="preserve">Context-Aware Output Escaping  </w:t>
+        <w:t>Context-Aware Output Escaping:</w:t>
+      </w:r>
+      <w:r>
+        <w:t xml:space="preserve"> (</w:t>
+      </w:r>
+      <w:r>
+        <w:rPr>
+          <w:b/>
+          <w:bCs/>
+        </w:rPr>
+        <w:t>Update:</w:t>
+      </w:r>
+      <w:r>
+        <w:t xml:space="preserve"> Standard HTML escaping is actively utilized in the current dashboard view mockups. Full context-aware escaping using strict HTML entity encoding has been successfully tested and proven to safely neutralize live Stored XSS payloads in the CMS prototype).</w:t>
       </w:r>
     </w:p>
-    <w:p>
-      <w:pPr>
-        <w:numPr>
-          <w:ilvl w:val="0"/>
-          <w:numId w:val="6"/>
-        </w:numPr>
-      </w:pPr>
-      <w:r>
-        <w:t>Standard HTML escaping is actively utilized in the current dashboard view mockups.</w:t>
-      </w:r>
-    </w:p>
-    <w:p>
-      <w:pPr>
-        <w:numPr>
-          <w:ilvl w:val="0"/>
-          <w:numId w:val="6"/>
-        </w:numPr>
-      </w:pPr>
-      <w:r>
-        <w:t>Full context-aware routing (JavaScript, CSS, and URL contexts) will be officially integrated when we finalize the Template Engine parser during the prototype build.</w:t>
-      </w:r>
-    </w:p>
+    <w:p/>
     <w:p>
       <w:pPr>
         <w:rPr>
@@ -350,73 +169,17 @@
     </w:p>
     <w:p>
       <w:r>
-        <w:t>These points are conceptual and rely on the documentation and design philosophy we have been following.</w:t>
-      </w:r>
-    </w:p>
-    <w:p>
-      <w:r>
         <w:rPr>
           <w:b/>
           <w:bCs/>
         </w:rPr>
-        <w:t xml:space="preserve">Threat Modeling &amp; NIST Alignment  </w:t>
+        <w:t>Threat Modeling &amp; NIST Alignment:</w:t>
+      </w:r>
+      <w:r>
+        <w:t xml:space="preserve"> STRIDE threat modeling is actively mitigated by the framework design. Spoofing is mitigated by Argon2id hashing. Tampering is mitigated by the custom ORM preventing raw SQL execution. Elevation of Privilege is mitigated by the Role-Based Access Control middleware. These design choices directly support NIST SSDF principles by providing secure defaults.</w:t>
       </w:r>
     </w:p>
-    <w:p>
-      <w:pPr>
-        <w:numPr>
-          <w:ilvl w:val="0"/>
-          <w:numId w:val="7"/>
-        </w:numPr>
-      </w:pPr>
-      <w:r>
-        <w:t>STRIDE threat modeling is actively mitigated by the framework design.</w:t>
-      </w:r>
-    </w:p>
-    <w:p>
-      <w:pPr>
-        <w:numPr>
-          <w:ilvl w:val="0"/>
-          <w:numId w:val="7"/>
-        </w:numPr>
-      </w:pPr>
-      <w:r>
-        <w:t>Spoofing is mitigated by Argon2id hashing.</w:t>
-      </w:r>
-    </w:p>
-    <w:p>
-      <w:pPr>
-        <w:numPr>
-          <w:ilvl w:val="0"/>
-          <w:numId w:val="7"/>
-        </w:numPr>
-      </w:pPr>
-      <w:r>
-        <w:t>Tampering is mitigated by the custom ORM preventing raw SQL execution.</w:t>
-      </w:r>
-    </w:p>
-    <w:p>
-      <w:pPr>
-        <w:numPr>
-          <w:ilvl w:val="0"/>
-          <w:numId w:val="7"/>
-        </w:numPr>
-      </w:pPr>
-      <w:r>
-        <w:t>Elevation of Privilege is mitigated by the Role-Based Access Control middleware.</w:t>
-      </w:r>
-    </w:p>
-    <w:p>
-      <w:pPr>
-        <w:numPr>
-          <w:ilvl w:val="0"/>
-          <w:numId w:val="7"/>
-        </w:numPr>
-      </w:pPr>
-      <w:r>
-        <w:t>These design choices directly support NIST SSDF principles by providing secure defaults.</w:t>
-      </w:r>
-    </w:p>
+    <w:p/>
     <w:p>
       <w:pPr>
         <w:rPr>
@@ -441,124 +204,100 @@
       </w:r>
     </w:p>
     <w:p>
-      <w:r>
-        <w:t>These remaining points outline the testing, comparison, and evaluation phases that we are about to begin now that the framework is finished.</w:t>
-      </w:r>
-    </w:p>
-    <w:p>
+      <w:pPr>
+        <w:pStyle w:val="ListParagraph"/>
+        <w:numPr>
+          <w:ilvl w:val="0"/>
+          <w:numId w:val="14"/>
+        </w:numPr>
+      </w:pPr>
       <w:r>
         <w:rPr>
           <w:b/>
           <w:bCs/>
         </w:rPr>
-        <w:t xml:space="preserve">Prototype Application &amp; Comparison  </w:t>
+        <w:t>Prototype Application &amp; Comparison:</w:t>
+      </w:r>
+      <w:r>
+        <w:t xml:space="preserve"> We will construct Version B routed entirely through our Secure-by-Design framework to fulfill the comparison </w:t>
+      </w:r>
+      <w:r>
+        <w:lastRenderedPageBreak/>
+        <w:t xml:space="preserve">methodology. </w:t>
+      </w:r>
+      <w:r>
+        <w:rPr>
+          <w:i/>
+          <w:iCs/>
+        </w:rPr>
+        <w:t>(</w:t>
+      </w:r>
+      <w:r>
+        <w:rPr>
+          <w:b/>
+          <w:bCs/>
+          <w:i/>
+          <w:iCs/>
+        </w:rPr>
+        <w:t>Update:</w:t>
+      </w:r>
+      <w:r>
+        <w:rPr>
+          <w:i/>
+          <w:iCs/>
+        </w:rPr>
+        <w:t xml:space="preserve"> Version B blog management and dashboard views are fully constructed and interacting securely with the database).</w:t>
+      </w:r>
+      <w:r>
+        <w:t xml:space="preserve"> </w:t>
       </w:r>
     </w:p>
     <w:p>
       <w:pPr>
+        <w:pStyle w:val="ListParagraph"/>
         <w:numPr>
           <w:ilvl w:val="0"/>
-          <w:numId w:val="8"/>
+          <w:numId w:val="14"/>
         </w:numPr>
       </w:pPr>
-      <w:r>
-        <w:t>We will build a Blog/CMS application to serve as the prototype.</w:t>
-      </w:r>
-    </w:p>
-    <w:p>
-      <w:pPr>
-        <w:numPr>
-          <w:ilvl w:val="0"/>
-          <w:numId w:val="8"/>
-        </w:numPr>
-      </w:pPr>
-      <w:r>
-        <w:t>We will construct Version A as a traditional, insecure baseline without our custom middleware.</w:t>
-      </w:r>
-    </w:p>
-    <w:p>
-      <w:pPr>
-        <w:numPr>
-          <w:ilvl w:val="0"/>
-          <w:numId w:val="8"/>
-        </w:numPr>
-      </w:pPr>
-      <w:r>
-        <w:t>We will construct Version B routed entirely through our Secure-by-Design framework to fulfill the comparison methodology.</w:t>
-      </w:r>
-    </w:p>
-    <w:p>
       <w:r>
         <w:rPr>
           <w:b/>
           <w:bCs/>
         </w:rPr>
-        <w:lastRenderedPageBreak/>
-        <w:t xml:space="preserve">Vulnerability Measurement &amp; Testing  </w:t>
+        <w:t>Vulnerability Measurement &amp; Testing:</w:t>
       </w:r>
-    </w:p>
-    <w:p>
-      <w:pPr>
-        <w:numPr>
-          <w:ilvl w:val="0"/>
-          <w:numId w:val="9"/>
-        </w:numPr>
-      </w:pPr>
       <w:r>
-        <w:t>We will run OWASP ZAP DAST scans against both Version A and Version B.</w:t>
+        <w:t xml:space="preserve"> We will perform manual payload testing for SQLi and XSS to prove the framework intercepts them. (</w:t>
       </w:r>
-    </w:p>
-    <w:p>
-      <w:pPr>
-        <w:numPr>
-          <w:ilvl w:val="0"/>
-          <w:numId w:val="9"/>
-        </w:numPr>
-      </w:pPr>
-      <w:r>
-        <w:t>We will document the specific reduction in Critical and High vulnerabilities.</w:t>
-      </w:r>
-    </w:p>
-    <w:p>
-      <w:pPr>
-        <w:numPr>
-          <w:ilvl w:val="0"/>
-          <w:numId w:val="9"/>
-        </w:numPr>
-      </w:pPr>
-      <w:r>
-        <w:t>We will perform manual payload testing for SQLi and XSS to prove the framework intercepts them.</w:t>
-      </w:r>
-    </w:p>
-    <w:p>
       <w:r>
         <w:rPr>
           <w:b/>
           <w:bCs/>
         </w:rPr>
-        <w:t xml:space="preserve">Survey Validation &amp; Deliverables  </w:t>
+        <w:t>Update:</w:t>
+      </w:r>
+      <w:r>
+        <w:t xml:space="preserve"> Manual XSS penetration testing has been successfully executed and logged. SQLi manual testing and OWASP ZAP DAST scans against both Version A and Version B are the immediate next steps). </w:t>
       </w:r>
     </w:p>
     <w:p>
       <w:pPr>
+        <w:pStyle w:val="ListParagraph"/>
         <w:numPr>
           <w:ilvl w:val="0"/>
-          <w:numId w:val="10"/>
+          <w:numId w:val="14"/>
         </w:numPr>
       </w:pPr>
       <w:r>
-        <w:t>The completed ORM and simplified middleware routing demonstrate developer ease-of-use.</w:t>
+        <w:rPr>
+          <w:b/>
+          <w:bCs/>
+        </w:rPr>
+        <w:t>Survey Validation &amp; Deliverables:</w:t>
       </w:r>
-    </w:p>
-    <w:p>
-      <w:pPr>
-        <w:numPr>
-          <w:ilvl w:val="0"/>
-          <w:numId w:val="10"/>
-        </w:numPr>
-      </w:pPr>
       <w:r>
-        <w:t>The final dissertation matrix will map these exact framework files to the survey feedback and research objectives.</w:t>
+        <w:t xml:space="preserve"> The final dissertation matrix will map these exact framework files to the survey feedback and research objectives.</w:t>
       </w:r>
     </w:p>
     <w:p/>
@@ -1022,6 +761,118 @@
     </w:lvl>
   </w:abstractNum>
   <w:abstractNum w:abstractNumId="3" w15:restartNumberingAfterBreak="0">
+    <w:nsid w:val="10AE079A"/>
+    <w:multiLevelType w:val="hybridMultilevel"/>
+    <w:tmpl w:val="0E261C4C"/>
+    <w:lvl w:ilvl="0" w:tplc="545EF8D8">
+      <w:numFmt w:val="bullet"/>
+      <w:lvlText w:val=""/>
+      <w:lvlJc w:val="left"/>
+      <w:pPr>
+        <w:ind w:left="720" w:hanging="360"/>
+      </w:pPr>
+      <w:rPr>
+        <w:rFonts w:ascii="Aptos" w:eastAsiaTheme="minorHAnsi" w:hAnsi="Aptos" w:cstheme="minorBidi" w:hint="default"/>
+      </w:rPr>
+    </w:lvl>
+    <w:lvl w:ilvl="1" w:tplc="04090003" w:tentative="1">
+      <w:start w:val="1"/>
+      <w:numFmt w:val="bullet"/>
+      <w:lvlText w:val="o"/>
+      <w:lvlJc w:val="left"/>
+      <w:pPr>
+        <w:ind w:left="1440" w:hanging="360"/>
+      </w:pPr>
+      <w:rPr>
+        <w:rFonts w:ascii="Courier New" w:hAnsi="Courier New" w:cs="Courier New" w:hint="default"/>
+      </w:rPr>
+    </w:lvl>
+    <w:lvl w:ilvl="2" w:tplc="04090005" w:tentative="1">
+      <w:start w:val="1"/>
+      <w:numFmt w:val="bullet"/>
+      <w:lvlText w:val=""/>
+      <w:lvlJc w:val="left"/>
+      <w:pPr>
+        <w:ind w:left="2160" w:hanging="360"/>
+      </w:pPr>
+      <w:rPr>
+        <w:rFonts w:ascii="Wingdings" w:hAnsi="Wingdings" w:hint="default"/>
+      </w:rPr>
+    </w:lvl>
+    <w:lvl w:ilvl="3" w:tplc="04090001" w:tentative="1">
+      <w:start w:val="1"/>
+      <w:numFmt w:val="bullet"/>
+      <w:lvlText w:val=""/>
+      <w:lvlJc w:val="left"/>
+      <w:pPr>
+        <w:ind w:left="2880" w:hanging="360"/>
+      </w:pPr>
+      <w:rPr>
+        <w:rFonts w:ascii="Symbol" w:hAnsi="Symbol" w:hint="default"/>
+      </w:rPr>
+    </w:lvl>
+    <w:lvl w:ilvl="4" w:tplc="04090003" w:tentative="1">
+      <w:start w:val="1"/>
+      <w:numFmt w:val="bullet"/>
+      <w:lvlText w:val="o"/>
+      <w:lvlJc w:val="left"/>
+      <w:pPr>
+        <w:ind w:left="3600" w:hanging="360"/>
+      </w:pPr>
+      <w:rPr>
+        <w:rFonts w:ascii="Courier New" w:hAnsi="Courier New" w:cs="Courier New" w:hint="default"/>
+      </w:rPr>
+    </w:lvl>
+    <w:lvl w:ilvl="5" w:tplc="04090005" w:tentative="1">
+      <w:start w:val="1"/>
+      <w:numFmt w:val="bullet"/>
+      <w:lvlText w:val=""/>
+      <w:lvlJc w:val="left"/>
+      <w:pPr>
+        <w:ind w:left="4320" w:hanging="360"/>
+      </w:pPr>
+      <w:rPr>
+        <w:rFonts w:ascii="Wingdings" w:hAnsi="Wingdings" w:hint="default"/>
+      </w:rPr>
+    </w:lvl>
+    <w:lvl w:ilvl="6" w:tplc="04090001" w:tentative="1">
+      <w:start w:val="1"/>
+      <w:numFmt w:val="bullet"/>
+      <w:lvlText w:val=""/>
+      <w:lvlJc w:val="left"/>
+      <w:pPr>
+        <w:ind w:left="5040" w:hanging="360"/>
+      </w:pPr>
+      <w:rPr>
+        <w:rFonts w:ascii="Symbol" w:hAnsi="Symbol" w:hint="default"/>
+      </w:rPr>
+    </w:lvl>
+    <w:lvl w:ilvl="7" w:tplc="04090003" w:tentative="1">
+      <w:start w:val="1"/>
+      <w:numFmt w:val="bullet"/>
+      <w:lvlText w:val="o"/>
+      <w:lvlJc w:val="left"/>
+      <w:pPr>
+        <w:ind w:left="5760" w:hanging="360"/>
+      </w:pPr>
+      <w:rPr>
+        <w:rFonts w:ascii="Courier New" w:hAnsi="Courier New" w:cs="Courier New" w:hint="default"/>
+      </w:rPr>
+    </w:lvl>
+    <w:lvl w:ilvl="8" w:tplc="04090005" w:tentative="1">
+      <w:start w:val="1"/>
+      <w:numFmt w:val="bullet"/>
+      <w:lvlText w:val=""/>
+      <w:lvlJc w:val="left"/>
+      <w:pPr>
+        <w:ind w:left="6480" w:hanging="360"/>
+      </w:pPr>
+      <w:rPr>
+        <w:rFonts w:ascii="Wingdings" w:hAnsi="Wingdings" w:hint="default"/>
+      </w:rPr>
+    </w:lvl>
+  </w:abstractNum>
+  <w:abstractNum w:abstractNumId="4" w15:restartNumberingAfterBreak="0">
     <w:nsid w:val="14CE5DAB"/>
     <w:multiLevelType w:val="multilevel"/>
     <w:tmpl w:val="754E9E32"/>
@@ -1170,7 +1021,233 @@
       </w:rPr>
     </w:lvl>
   </w:abstractNum>
-  <w:abstractNum w:abstractNumId="4" w15:restartNumberingAfterBreak="0">
+  <w:abstractNum w:abstractNumId="5" w15:restartNumberingAfterBreak="0">
+    <w:nsid w:val="164A5107"/>
+    <w:multiLevelType w:val="hybridMultilevel"/>
+    <w:tmpl w:val="81E6D044"/>
+    <w:lvl w:ilvl="0" w:tplc="04090001">
+      <w:start w:val="1"/>
+      <w:numFmt w:val="bullet"/>
+      <w:lvlText w:val=""/>
+      <w:lvlJc w:val="left"/>
+      <w:pPr>
+        <w:ind w:left="1080" w:hanging="360"/>
+      </w:pPr>
+      <w:rPr>
+        <w:rFonts w:ascii="Symbol" w:hAnsi="Symbol" w:hint="default"/>
+      </w:rPr>
+    </w:lvl>
+    <w:lvl w:ilvl="1" w:tplc="FFFFFFFF" w:tentative="1">
+      <w:start w:val="1"/>
+      <w:numFmt w:val="bullet"/>
+      <w:lvlText w:val="o"/>
+      <w:lvlJc w:val="left"/>
+      <w:pPr>
+        <w:ind w:left="1800" w:hanging="360"/>
+      </w:pPr>
+      <w:rPr>
+        <w:rFonts w:ascii="Courier New" w:hAnsi="Courier New" w:cs="Courier New" w:hint="default"/>
+      </w:rPr>
+    </w:lvl>
+    <w:lvl w:ilvl="2" w:tplc="FFFFFFFF" w:tentative="1">
+      <w:start w:val="1"/>
+      <w:numFmt w:val="bullet"/>
+      <w:lvlText w:val=""/>
+      <w:lvlJc w:val="left"/>
+      <w:pPr>
+        <w:ind w:left="2520" w:hanging="360"/>
+      </w:pPr>
+      <w:rPr>
+        <w:rFonts w:ascii="Wingdings" w:hAnsi="Wingdings" w:hint="default"/>
+      </w:rPr>
+    </w:lvl>
+    <w:lvl w:ilvl="3" w:tplc="FFFFFFFF" w:tentative="1">
+      <w:start w:val="1"/>
+      <w:numFmt w:val="bullet"/>
+      <w:lvlText w:val=""/>
+      <w:lvlJc w:val="left"/>
+      <w:pPr>
+        <w:ind w:left="3240" w:hanging="360"/>
+      </w:pPr>
+      <w:rPr>
+        <w:rFonts w:ascii="Symbol" w:hAnsi="Symbol" w:hint="default"/>
+      </w:rPr>
+    </w:lvl>
+    <w:lvl w:ilvl="4" w:tplc="FFFFFFFF" w:tentative="1">
+      <w:start w:val="1"/>
+      <w:numFmt w:val="bullet"/>
+      <w:lvlText w:val="o"/>
+      <w:lvlJc w:val="left"/>
+      <w:pPr>
+        <w:ind w:left="3960" w:hanging="360"/>
+      </w:pPr>
+      <w:rPr>
+        <w:rFonts w:ascii="Courier New" w:hAnsi="Courier New" w:cs="Courier New" w:hint="default"/>
+      </w:rPr>
+    </w:lvl>
+    <w:lvl w:ilvl="5" w:tplc="FFFFFFFF" w:tentative="1">
+      <w:start w:val="1"/>
+      <w:numFmt w:val="bullet"/>
+      <w:lvlText w:val=""/>
+      <w:lvlJc w:val="left"/>
+      <w:pPr>
+        <w:ind w:left="4680" w:hanging="360"/>
+      </w:pPr>
+      <w:rPr>
+        <w:rFonts w:ascii="Wingdings" w:hAnsi="Wingdings" w:hint="default"/>
+      </w:rPr>
+    </w:lvl>
+    <w:lvl w:ilvl="6" w:tplc="FFFFFFFF" w:tentative="1">
+      <w:start w:val="1"/>
+      <w:numFmt w:val="bullet"/>
+      <w:lvlText w:val=""/>
+      <w:lvlJc w:val="left"/>
+      <w:pPr>
+        <w:ind w:left="5400" w:hanging="360"/>
+      </w:pPr>
+      <w:rPr>
+        <w:rFonts w:ascii="Symbol" w:hAnsi="Symbol" w:hint="default"/>
+      </w:rPr>
+    </w:lvl>
+    <w:lvl w:ilvl="7" w:tplc="FFFFFFFF" w:tentative="1">
+      <w:start w:val="1"/>
+      <w:numFmt w:val="bullet"/>
+      <w:lvlText w:val="o"/>
+      <w:lvlJc w:val="left"/>
+      <w:pPr>
+        <w:ind w:left="6120" w:hanging="360"/>
+      </w:pPr>
+      <w:rPr>
+        <w:rFonts w:ascii="Courier New" w:hAnsi="Courier New" w:cs="Courier New" w:hint="default"/>
+      </w:rPr>
+    </w:lvl>
+    <w:lvl w:ilvl="8" w:tplc="FFFFFFFF" w:tentative="1">
+      <w:start w:val="1"/>
+      <w:numFmt w:val="bullet"/>
+      <w:lvlText w:val=""/>
+      <w:lvlJc w:val="left"/>
+      <w:pPr>
+        <w:ind w:left="6840" w:hanging="360"/>
+      </w:pPr>
+      <w:rPr>
+        <w:rFonts w:ascii="Wingdings" w:hAnsi="Wingdings" w:hint="default"/>
+      </w:rPr>
+    </w:lvl>
+  </w:abstractNum>
+  <w:abstractNum w:abstractNumId="6" w15:restartNumberingAfterBreak="0">
+    <w:nsid w:val="215C7BFC"/>
+    <w:multiLevelType w:val="hybridMultilevel"/>
+    <w:tmpl w:val="91A622C2"/>
+    <w:lvl w:ilvl="0" w:tplc="04090001">
+      <w:start w:val="1"/>
+      <w:numFmt w:val="bullet"/>
+      <w:lvlText w:val=""/>
+      <w:lvlJc w:val="left"/>
+      <w:pPr>
+        <w:ind w:left="720" w:hanging="360"/>
+      </w:pPr>
+      <w:rPr>
+        <w:rFonts w:ascii="Symbol" w:hAnsi="Symbol" w:hint="default"/>
+      </w:rPr>
+    </w:lvl>
+    <w:lvl w:ilvl="1" w:tplc="04090003" w:tentative="1">
+      <w:start w:val="1"/>
+      <w:numFmt w:val="bullet"/>
+      <w:lvlText w:val="o"/>
+      <w:lvlJc w:val="left"/>
+      <w:pPr>
+        <w:ind w:left="1440" w:hanging="360"/>
+      </w:pPr>
+      <w:rPr>
+        <w:rFonts w:ascii="Courier New" w:hAnsi="Courier New" w:cs="Courier New" w:hint="default"/>
+      </w:rPr>
+    </w:lvl>
+    <w:lvl w:ilvl="2" w:tplc="04090005" w:tentative="1">
+      <w:start w:val="1"/>
+      <w:numFmt w:val="bullet"/>
+      <w:lvlText w:val=""/>
+      <w:lvlJc w:val="left"/>
+      <w:pPr>
+        <w:ind w:left="2160" w:hanging="360"/>
+      </w:pPr>
+      <w:rPr>
+        <w:rFonts w:ascii="Wingdings" w:hAnsi="Wingdings" w:hint="default"/>
+      </w:rPr>
+    </w:lvl>
+    <w:lvl w:ilvl="3" w:tplc="04090001" w:tentative="1">
+      <w:start w:val="1"/>
+      <w:numFmt w:val="bullet"/>
+      <w:lvlText w:val=""/>
+      <w:lvlJc w:val="left"/>
+      <w:pPr>
+        <w:ind w:left="2880" w:hanging="360"/>
+      </w:pPr>
+      <w:rPr>
+        <w:rFonts w:ascii="Symbol" w:hAnsi="Symbol" w:hint="default"/>
+      </w:rPr>
+    </w:lvl>
+    <w:lvl w:ilvl="4" w:tplc="04090003" w:tentative="1">
+      <w:start w:val="1"/>
+      <w:numFmt w:val="bullet"/>
+      <w:lvlText w:val="o"/>
+      <w:lvlJc w:val="left"/>
+      <w:pPr>
+        <w:ind w:left="3600" w:hanging="360"/>
+      </w:pPr>
+      <w:rPr>
+        <w:rFonts w:ascii="Courier New" w:hAnsi="Courier New" w:cs="Courier New" w:hint="default"/>
+      </w:rPr>
+    </w:lvl>
+    <w:lvl w:ilvl="5" w:tplc="04090005" w:tentative="1">
+      <w:start w:val="1"/>
+      <w:numFmt w:val="bullet"/>
+      <w:lvlText w:val=""/>
+      <w:lvlJc w:val="left"/>
+      <w:pPr>
+        <w:ind w:left="4320" w:hanging="360"/>
+      </w:pPr>
+      <w:rPr>
+        <w:rFonts w:ascii="Wingdings" w:hAnsi="Wingdings" w:hint="default"/>
+      </w:rPr>
+    </w:lvl>
+    <w:lvl w:ilvl="6" w:tplc="04090001" w:tentative="1">
+      <w:start w:val="1"/>
+      <w:numFmt w:val="bullet"/>
+      <w:lvlText w:val=""/>
+      <w:lvlJc w:val="left"/>
+      <w:pPr>
+        <w:ind w:left="5040" w:hanging="360"/>
+      </w:pPr>
+      <w:rPr>
+        <w:rFonts w:ascii="Symbol" w:hAnsi="Symbol" w:hint="default"/>
+      </w:rPr>
+    </w:lvl>
+    <w:lvl w:ilvl="7" w:tplc="04090003" w:tentative="1">
+      <w:start w:val="1"/>
+      <w:numFmt w:val="bullet"/>
+      <w:lvlText w:val="o"/>
+      <w:lvlJc w:val="left"/>
+      <w:pPr>
+        <w:ind w:left="5760" w:hanging="360"/>
+      </w:pPr>
+      <w:rPr>
+        <w:rFonts w:ascii="Courier New" w:hAnsi="Courier New" w:cs="Courier New" w:hint="default"/>
+      </w:rPr>
+    </w:lvl>
+    <w:lvl w:ilvl="8" w:tplc="04090005" w:tentative="1">
+      <w:start w:val="1"/>
+      <w:numFmt w:val="bullet"/>
+      <w:lvlText w:val=""/>
+      <w:lvlJc w:val="left"/>
+      <w:pPr>
+        <w:ind w:left="6480" w:hanging="360"/>
+      </w:pPr>
+      <w:rPr>
+        <w:rFonts w:ascii="Wingdings" w:hAnsi="Wingdings" w:hint="default"/>
+      </w:rPr>
+    </w:lvl>
+  </w:abstractNum>
+  <w:abstractNum w:abstractNumId="7" w15:restartNumberingAfterBreak="0">
     <w:nsid w:val="2E95593E"/>
     <w:multiLevelType w:val="multilevel"/>
     <w:tmpl w:val="D6A27C7C"/>
@@ -1319,7 +1396,7 @@
       </w:rPr>
     </w:lvl>
   </w:abstractNum>
-  <w:abstractNum w:abstractNumId="5" w15:restartNumberingAfterBreak="0">
+  <w:abstractNum w:abstractNumId="8" w15:restartNumberingAfterBreak="0">
     <w:nsid w:val="32397D22"/>
     <w:multiLevelType w:val="multilevel"/>
     <w:tmpl w:val="935EF95C"/>
@@ -1468,7 +1545,120 @@
       </w:rPr>
     </w:lvl>
   </w:abstractNum>
-  <w:abstractNum w:abstractNumId="6" w15:restartNumberingAfterBreak="0">
+  <w:abstractNum w:abstractNumId="9" w15:restartNumberingAfterBreak="0">
+    <w:nsid w:val="34375722"/>
+    <w:multiLevelType w:val="hybridMultilevel"/>
+    <w:tmpl w:val="11881216"/>
+    <w:lvl w:ilvl="0" w:tplc="04090001">
+      <w:start w:val="1"/>
+      <w:numFmt w:val="bullet"/>
+      <w:lvlText w:val=""/>
+      <w:lvlJc w:val="left"/>
+      <w:pPr>
+        <w:ind w:left="720" w:hanging="360"/>
+      </w:pPr>
+      <w:rPr>
+        <w:rFonts w:ascii="Symbol" w:hAnsi="Symbol" w:hint="default"/>
+      </w:rPr>
+    </w:lvl>
+    <w:lvl w:ilvl="1" w:tplc="04090003" w:tentative="1">
+      <w:start w:val="1"/>
+      <w:numFmt w:val="bullet"/>
+      <w:lvlText w:val="o"/>
+      <w:lvlJc w:val="left"/>
+      <w:pPr>
+        <w:ind w:left="1440" w:hanging="360"/>
+      </w:pPr>
+      <w:rPr>
+        <w:rFonts w:ascii="Courier New" w:hAnsi="Courier New" w:cs="Courier New" w:hint="default"/>
+      </w:rPr>
+    </w:lvl>
+    <w:lvl w:ilvl="2" w:tplc="04090005" w:tentative="1">
+      <w:start w:val="1"/>
+      <w:numFmt w:val="bullet"/>
+      <w:lvlText w:val=""/>
+      <w:lvlJc w:val="left"/>
+      <w:pPr>
+        <w:ind w:left="2160" w:hanging="360"/>
+      </w:pPr>
+      <w:rPr>
+        <w:rFonts w:ascii="Wingdings" w:hAnsi="Wingdings" w:hint="default"/>
+      </w:rPr>
+    </w:lvl>
+    <w:lvl w:ilvl="3" w:tplc="04090001" w:tentative="1">
+      <w:start w:val="1"/>
+      <w:numFmt w:val="bullet"/>
+      <w:lvlText w:val=""/>
+      <w:lvlJc w:val="left"/>
+      <w:pPr>
+        <w:ind w:left="2880" w:hanging="360"/>
+      </w:pPr>
+      <w:rPr>
+        <w:rFonts w:ascii="Symbol" w:hAnsi="Symbol" w:hint="default"/>
+      </w:rPr>
+    </w:lvl>
+    <w:lvl w:ilvl="4" w:tplc="04090003" w:tentative="1">
+      <w:start w:val="1"/>
+      <w:numFmt w:val="bullet"/>
+      <w:lvlText w:val="o"/>
+      <w:lvlJc w:val="left"/>
+      <w:pPr>
+        <w:ind w:left="3600" w:hanging="360"/>
+      </w:pPr>
+      <w:rPr>
+        <w:rFonts w:ascii="Courier New" w:hAnsi="Courier New" w:cs="Courier New" w:hint="default"/>
+      </w:rPr>
+    </w:lvl>
+    <w:lvl w:ilvl="5" w:tplc="04090005" w:tentative="1">
+      <w:start w:val="1"/>
+      <w:numFmt w:val="bullet"/>
+      <w:lvlText w:val=""/>
+      <w:lvlJc w:val="left"/>
+      <w:pPr>
+        <w:ind w:left="4320" w:hanging="360"/>
+      </w:pPr>
+      <w:rPr>
+        <w:rFonts w:ascii="Wingdings" w:hAnsi="Wingdings" w:hint="default"/>
+      </w:rPr>
+    </w:lvl>
+    <w:lvl w:ilvl="6" w:tplc="04090001" w:tentative="1">
+      <w:start w:val="1"/>
+      <w:numFmt w:val="bullet"/>
+      <w:lvlText w:val=""/>
+      <w:lvlJc w:val="left"/>
+      <w:pPr>
+        <w:ind w:left="5040" w:hanging="360"/>
+      </w:pPr>
+      <w:rPr>
+        <w:rFonts w:ascii="Symbol" w:hAnsi="Symbol" w:hint="default"/>
+      </w:rPr>
+    </w:lvl>
+    <w:lvl w:ilvl="7" w:tplc="04090003" w:tentative="1">
+      <w:start w:val="1"/>
+      <w:numFmt w:val="bullet"/>
+      <w:lvlText w:val="o"/>
+      <w:lvlJc w:val="left"/>
+      <w:pPr>
+        <w:ind w:left="5760" w:hanging="360"/>
+      </w:pPr>
+      <w:rPr>
+        <w:rFonts w:ascii="Courier New" w:hAnsi="Courier New" w:cs="Courier New" w:hint="default"/>
+      </w:rPr>
+    </w:lvl>
+    <w:lvl w:ilvl="8" w:tplc="04090005" w:tentative="1">
+      <w:start w:val="1"/>
+      <w:numFmt w:val="bullet"/>
+      <w:lvlText w:val=""/>
+      <w:lvlJc w:val="left"/>
+      <w:pPr>
+        <w:ind w:left="6480" w:hanging="360"/>
+      </w:pPr>
+      <w:rPr>
+        <w:rFonts w:ascii="Wingdings" w:hAnsi="Wingdings" w:hint="default"/>
+      </w:rPr>
+    </w:lvl>
+  </w:abstractNum>
+  <w:abstractNum w:abstractNumId="10" w15:restartNumberingAfterBreak="0">
     <w:nsid w:val="40CB6A83"/>
     <w:multiLevelType w:val="multilevel"/>
     <w:tmpl w:val="BE58D578"/>
@@ -1617,7 +1807,7 @@
       </w:rPr>
     </w:lvl>
   </w:abstractNum>
-  <w:abstractNum w:abstractNumId="7" w15:restartNumberingAfterBreak="0">
+  <w:abstractNum w:abstractNumId="11" w15:restartNumberingAfterBreak="0">
     <w:nsid w:val="48E40FF0"/>
     <w:multiLevelType w:val="multilevel"/>
     <w:tmpl w:val="2BF84986"/>
@@ -1766,7 +1956,7 @@
       </w:rPr>
     </w:lvl>
   </w:abstractNum>
-  <w:abstractNum w:abstractNumId="8" w15:restartNumberingAfterBreak="0">
+  <w:abstractNum w:abstractNumId="12" w15:restartNumberingAfterBreak="0">
     <w:nsid w:val="6C2C26AA"/>
     <w:multiLevelType w:val="multilevel"/>
     <w:tmpl w:val="11903AEE"/>
@@ -1915,7 +2105,7 @@
       </w:rPr>
     </w:lvl>
   </w:abstractNum>
-  <w:abstractNum w:abstractNumId="9" w15:restartNumberingAfterBreak="0">
+  <w:abstractNum w:abstractNumId="13" w15:restartNumberingAfterBreak="0">
     <w:nsid w:val="6CEA1399"/>
     <w:multiLevelType w:val="multilevel"/>
     <w:tmpl w:val="03B0F7DA"/>
@@ -2061,6 +2251,118 @@
       <w:rPr>
         <w:rFonts w:ascii="Wingdings" w:hAnsi="Wingdings" w:hint="default"/>
         <w:sz w:val="20"/>
+      </w:rPr>
+    </w:lvl>
+  </w:abstractNum>
+  <w:abstractNum w:abstractNumId="14" w15:restartNumberingAfterBreak="0">
+    <w:nsid w:val="77E27432"/>
+    <w:multiLevelType w:val="hybridMultilevel"/>
+    <w:tmpl w:val="C26A0990"/>
+    <w:lvl w:ilvl="0" w:tplc="545EF8D8">
+      <w:numFmt w:val="bullet"/>
+      <w:lvlText w:val=""/>
+      <w:lvlJc w:val="left"/>
+      <w:pPr>
+        <w:ind w:left="1080" w:hanging="360"/>
+      </w:pPr>
+      <w:rPr>
+        <w:rFonts w:ascii="Aptos" w:eastAsiaTheme="minorHAnsi" w:hAnsi="Aptos" w:cstheme="minorBidi" w:hint="default"/>
+      </w:rPr>
+    </w:lvl>
+    <w:lvl w:ilvl="1" w:tplc="04090003" w:tentative="1">
+      <w:start w:val="1"/>
+      <w:numFmt w:val="bullet"/>
+      <w:lvlText w:val="o"/>
+      <w:lvlJc w:val="left"/>
+      <w:pPr>
+        <w:ind w:left="1800" w:hanging="360"/>
+      </w:pPr>
+      <w:rPr>
+        <w:rFonts w:ascii="Courier New" w:hAnsi="Courier New" w:cs="Courier New" w:hint="default"/>
+      </w:rPr>
+    </w:lvl>
+    <w:lvl w:ilvl="2" w:tplc="04090005" w:tentative="1">
+      <w:start w:val="1"/>
+      <w:numFmt w:val="bullet"/>
+      <w:lvlText w:val=""/>
+      <w:lvlJc w:val="left"/>
+      <w:pPr>
+        <w:ind w:left="2520" w:hanging="360"/>
+      </w:pPr>
+      <w:rPr>
+        <w:rFonts w:ascii="Wingdings" w:hAnsi="Wingdings" w:hint="default"/>
+      </w:rPr>
+    </w:lvl>
+    <w:lvl w:ilvl="3" w:tplc="04090001" w:tentative="1">
+      <w:start w:val="1"/>
+      <w:numFmt w:val="bullet"/>
+      <w:lvlText w:val=""/>
+      <w:lvlJc w:val="left"/>
+      <w:pPr>
+        <w:ind w:left="3240" w:hanging="360"/>
+      </w:pPr>
+      <w:rPr>
+        <w:rFonts w:ascii="Symbol" w:hAnsi="Symbol" w:hint="default"/>
+      </w:rPr>
+    </w:lvl>
+    <w:lvl w:ilvl="4" w:tplc="04090003" w:tentative="1">
+      <w:start w:val="1"/>
+      <w:numFmt w:val="bullet"/>
+      <w:lvlText w:val="o"/>
+      <w:lvlJc w:val="left"/>
+      <w:pPr>
+        <w:ind w:left="3960" w:hanging="360"/>
+      </w:pPr>
+      <w:rPr>
+        <w:rFonts w:ascii="Courier New" w:hAnsi="Courier New" w:cs="Courier New" w:hint="default"/>
+      </w:rPr>
+    </w:lvl>
+    <w:lvl w:ilvl="5" w:tplc="04090005" w:tentative="1">
+      <w:start w:val="1"/>
+      <w:numFmt w:val="bullet"/>
+      <w:lvlText w:val=""/>
+      <w:lvlJc w:val="left"/>
+      <w:pPr>
+        <w:ind w:left="4680" w:hanging="360"/>
+      </w:pPr>
+      <w:rPr>
+        <w:rFonts w:ascii="Wingdings" w:hAnsi="Wingdings" w:hint="default"/>
+      </w:rPr>
+    </w:lvl>
+    <w:lvl w:ilvl="6" w:tplc="04090001" w:tentative="1">
+      <w:start w:val="1"/>
+      <w:numFmt w:val="bullet"/>
+      <w:lvlText w:val=""/>
+      <w:lvlJc w:val="left"/>
+      <w:pPr>
+        <w:ind w:left="5400" w:hanging="360"/>
+      </w:pPr>
+      <w:rPr>
+        <w:rFonts w:ascii="Symbol" w:hAnsi="Symbol" w:hint="default"/>
+      </w:rPr>
+    </w:lvl>
+    <w:lvl w:ilvl="7" w:tplc="04090003" w:tentative="1">
+      <w:start w:val="1"/>
+      <w:numFmt w:val="bullet"/>
+      <w:lvlText w:val="o"/>
+      <w:lvlJc w:val="left"/>
+      <w:pPr>
+        <w:ind w:left="6120" w:hanging="360"/>
+      </w:pPr>
+      <w:rPr>
+        <w:rFonts w:ascii="Courier New" w:hAnsi="Courier New" w:cs="Courier New" w:hint="default"/>
+      </w:rPr>
+    </w:lvl>
+    <w:lvl w:ilvl="8" w:tplc="04090005" w:tentative="1">
+      <w:start w:val="1"/>
+      <w:numFmt w:val="bullet"/>
+      <w:lvlText w:val=""/>
+      <w:lvlJc w:val="left"/>
+      <w:pPr>
+        <w:ind w:left="6840" w:hanging="360"/>
+      </w:pPr>
+      <w:rPr>
+        <w:rFonts w:ascii="Wingdings" w:hAnsi="Wingdings" w:hint="default"/>
       </w:rPr>
     </w:lvl>
   </w:abstractNum>
@@ -2068,31 +2370,46 @@
     <w:abstractNumId w:val="1"/>
   </w:num>
   <w:num w:numId="2" w16cid:durableId="1893536395">
-    <w:abstractNumId w:val="5"/>
+    <w:abstractNumId w:val="8"/>
   </w:num>
   <w:num w:numId="3" w16cid:durableId="904729726">
     <w:abstractNumId w:val="0"/>
   </w:num>
   <w:num w:numId="4" w16cid:durableId="333579803">
-    <w:abstractNumId w:val="8"/>
+    <w:abstractNumId w:val="12"/>
   </w:num>
   <w:num w:numId="5" w16cid:durableId="25763406">
-    <w:abstractNumId w:val="9"/>
+    <w:abstractNumId w:val="13"/>
   </w:num>
   <w:num w:numId="6" w16cid:durableId="2047873828">
-    <w:abstractNumId w:val="7"/>
+    <w:abstractNumId w:val="11"/>
   </w:num>
   <w:num w:numId="7" w16cid:durableId="107314669">
     <w:abstractNumId w:val="2"/>
   </w:num>
   <w:num w:numId="8" w16cid:durableId="227157094">
-    <w:abstractNumId w:val="6"/>
+    <w:abstractNumId w:val="10"/>
   </w:num>
   <w:num w:numId="9" w16cid:durableId="734740962">
+    <w:abstractNumId w:val="4"/>
+  </w:num>
+  <w:num w:numId="10" w16cid:durableId="490103117">
+    <w:abstractNumId w:val="7"/>
+  </w:num>
+  <w:num w:numId="11" w16cid:durableId="1836605257">
+    <w:abstractNumId w:val="9"/>
+  </w:num>
+  <w:num w:numId="12" w16cid:durableId="2133360242">
     <w:abstractNumId w:val="3"/>
   </w:num>
-  <w:num w:numId="10" w16cid:durableId="490103117">
-    <w:abstractNumId w:val="4"/>
+  <w:num w:numId="13" w16cid:durableId="2041279818">
+    <w:abstractNumId w:val="14"/>
+  </w:num>
+  <w:num w:numId="14" w16cid:durableId="1045374689">
+    <w:abstractNumId w:val="5"/>
+  </w:num>
+  <w:num w:numId="15" w16cid:durableId="873616156">
+    <w:abstractNumId w:val="6"/>
   </w:num>
 </w:numbering>
 </file>

--- a/Project Progress/Progress.docx
+++ b/Project Progress/Progress.docx
@@ -23,7 +23,7 @@
         <w:pStyle w:val="ListParagraph"/>
         <w:numPr>
           <w:ilvl w:val="0"/>
-          <w:numId w:val="14"/>
+          <w:numId w:val="16"/>
         </w:numPr>
       </w:pPr>
       <w:r>
@@ -42,7 +42,7 @@
         <w:pStyle w:val="ListParagraph"/>
         <w:numPr>
           <w:ilvl w:val="0"/>
-          <w:numId w:val="14"/>
+          <w:numId w:val="16"/>
         </w:numPr>
       </w:pPr>
       <w:r>
@@ -50,10 +50,10 @@
           <w:b/>
           <w:bCs/>
         </w:rPr>
-        <w:t>CSRF Protection:</w:t>
+        <w:t>CSRF Protection</w:t>
       </w:r>
       <w:r>
-        <w:t xml:space="preserve"> Automatic CSRF token generation and validation are fully functional. Any state-changing POST request lacking a valid token is immediately intercepted, blocked, and logged before it reaches the application layer. </w:t>
+        <w:t xml:space="preserve">: Automatic CSRF token generation and validation are fully functional. Any state-changing POST request lacking a valid token is immediately intercepted, blocked, and logged before it reaches the application layer. </w:t>
       </w:r>
     </w:p>
     <w:p>
@@ -61,7 +61,7 @@
         <w:pStyle w:val="ListParagraph"/>
         <w:numPr>
           <w:ilvl w:val="0"/>
-          <w:numId w:val="14"/>
+          <w:numId w:val="16"/>
         </w:numPr>
       </w:pPr>
       <w:r>
@@ -69,10 +69,10 @@
           <w:b/>
           <w:bCs/>
         </w:rPr>
-        <w:t>Security Headers Middleware:</w:t>
+        <w:t>Security Headers Middleware</w:t>
       </w:r>
       <w:r>
-        <w:t xml:space="preserve"> Global security headers are automatically injected into every HTTP response. The framework actively enforces Content-Security-Policy (CSP), X-Frame-Options, X-Content-Type-Options, Referrer-Policy, and Strict-Transport-Security (HSTS). </w:t>
+        <w:t xml:space="preserve">: Global security headers are automatically injected into every HTTP response. The framework actively enforces Content-Security-Policy (CSP), X-Frame-Options, X-Content-Type-Options, Referrer-Policy, and Strict-Transport-Security (HSTS). </w:t>
       </w:r>
     </w:p>
     <w:p>
@@ -80,7 +80,7 @@
         <w:pStyle w:val="ListParagraph"/>
         <w:numPr>
           <w:ilvl w:val="0"/>
-          <w:numId w:val="14"/>
+          <w:numId w:val="16"/>
         </w:numPr>
       </w:pPr>
       <w:r>
@@ -107,7 +107,7 @@
         <w:pStyle w:val="ListParagraph"/>
         <w:numPr>
           <w:ilvl w:val="0"/>
-          <w:numId w:val="14"/>
+          <w:numId w:val="16"/>
         </w:numPr>
       </w:pPr>
       <w:r>
@@ -126,7 +126,7 @@
         <w:pStyle w:val="ListParagraph"/>
         <w:numPr>
           <w:ilvl w:val="0"/>
-          <w:numId w:val="14"/>
+          <w:numId w:val="16"/>
         </w:numPr>
       </w:pPr>
       <w:r>
@@ -134,20 +134,10 @@
           <w:b/>
           <w:bCs/>
         </w:rPr>
-        <w:t>Context-Aware Output Escaping:</w:t>
+        <w:t xml:space="preserve">Context-Aware Output Escaping: </w:t>
       </w:r>
       <w:r>
-        <w:t xml:space="preserve"> (</w:t>
-      </w:r>
-      <w:r>
-        <w:rPr>
-          <w:b/>
-          <w:bCs/>
-        </w:rPr>
-        <w:t>Update:</w:t>
-      </w:r>
-      <w:r>
-        <w:t xml:space="preserve"> Standard HTML escaping is actively utilized in the current dashboard view mockups. Full context-aware escaping using strict HTML entity encoding has been successfully tested and proven to safely neutralize live Stored XSS payloads in the CMS prototype).</w:t>
+        <w:t>(Update: Standard HTML escaping is actively utilized in the current dashboard view mockups. Full context-aware escaping using strict HTML entity encoding has been successfully tested and proven to safely neutralize live Stored XSS payloads in the CMS prototype).</w:t>
       </w:r>
     </w:p>
     <w:p/>
@@ -173,10 +163,10 @@
           <w:b/>
           <w:bCs/>
         </w:rPr>
-        <w:t>Threat Modeling &amp; NIST Alignment:</w:t>
+        <w:t>Threat Modeling &amp; NIST Alignment</w:t>
       </w:r>
       <w:r>
-        <w:t xml:space="preserve"> STRIDE threat modeling is actively mitigated by the framework design. Spoofing is mitigated by Argon2id hashing. Tampering is mitigated by the custom ORM preventing raw SQL execution. Elevation of Privilege is mitigated by the Role-Based Access Control middleware. These design choices directly support NIST SSDF principles by providing secure defaults.</w:t>
+        <w:t>: STRIDE threat modeling is actively mitigated by the framework design. Spoofing is mitigated by Argon2id hashing. Tampering is mitigated by the custom ORM preventing raw SQL execution. Elevation of Privilege is mitigated by the Role-Based Access Control middleware. These design choices directly support NIST SSDF principles by providing secure defaults. The formalized STRIDE Attack Surface Analysis Table has been completed for the dissertation evidence.</w:t>
       </w:r>
     </w:p>
     <w:p/>
@@ -208,7 +198,7 @@
         <w:pStyle w:val="ListParagraph"/>
         <w:numPr>
           <w:ilvl w:val="0"/>
-          <w:numId w:val="14"/>
+          <w:numId w:val="17"/>
         </w:numPr>
       </w:pPr>
       <w:r>
@@ -216,40 +206,11 @@
           <w:b/>
           <w:bCs/>
         </w:rPr>
+        <w:lastRenderedPageBreak/>
         <w:t>Prototype Application &amp; Comparison:</w:t>
       </w:r>
       <w:r>
-        <w:t xml:space="preserve"> We will construct Version B routed entirely through our Secure-by-Design framework to fulfill the comparison </w:t>
-      </w:r>
-      <w:r>
-        <w:lastRenderedPageBreak/>
-        <w:t xml:space="preserve">methodology. </w:t>
-      </w:r>
-      <w:r>
-        <w:rPr>
-          <w:i/>
-          <w:iCs/>
-        </w:rPr>
-        <w:t>(</w:t>
-      </w:r>
-      <w:r>
-        <w:rPr>
-          <w:b/>
-          <w:bCs/>
-          <w:i/>
-          <w:iCs/>
-        </w:rPr>
-        <w:t>Update:</w:t>
-      </w:r>
-      <w:r>
-        <w:rPr>
-          <w:i/>
-          <w:iCs/>
-        </w:rPr>
-        <w:t xml:space="preserve"> Version B blog management and dashboard views are fully constructed and interacting securely with the database).</w:t>
-      </w:r>
-      <w:r>
-        <w:t xml:space="preserve"> </w:t>
+        <w:t xml:space="preserve"> (Completed) We have constructed Version B routed entirely through our Secure-by-Design framework and Version A legacy baseline to fulfill the comparison methodology. </w:t>
       </w:r>
     </w:p>
     <w:p>
@@ -257,7 +218,7 @@
         <w:pStyle w:val="ListParagraph"/>
         <w:numPr>
           <w:ilvl w:val="0"/>
-          <w:numId w:val="14"/>
+          <w:numId w:val="17"/>
         </w:numPr>
       </w:pPr>
       <w:r>
@@ -268,17 +229,7 @@
         <w:t>Vulnerability Measurement &amp; Testing:</w:t>
       </w:r>
       <w:r>
-        <w:t xml:space="preserve"> We will perform manual payload testing for SQLi and XSS to prove the framework intercepts them. (</w:t>
-      </w:r>
-      <w:r>
-        <w:rPr>
-          <w:b/>
-          <w:bCs/>
-        </w:rPr>
-        <w:t>Update:</w:t>
-      </w:r>
-      <w:r>
-        <w:t xml:space="preserve"> Manual XSS penetration testing has been successfully executed and logged. SQLi manual testing and OWASP ZAP DAST scans against both Version A and Version B are the immediate next steps). </w:t>
+        <w:t xml:space="preserve"> (Completed) Manual XSS and SQLi penetration testing has been successfully executed, intercepted, and logged via the framework's Security Logger. OWASP ZAP DAST scans against both Version A and Version B are complete, producing distinct comparative metrics. </w:t>
       </w:r>
     </w:p>
     <w:p>
@@ -286,7 +237,7 @@
         <w:pStyle w:val="ListParagraph"/>
         <w:numPr>
           <w:ilvl w:val="0"/>
-          <w:numId w:val="14"/>
+          <w:numId w:val="17"/>
         </w:numPr>
       </w:pPr>
       <w:r>
@@ -297,7 +248,7 @@
         <w:t>Survey Validation &amp; Deliverables:</w:t>
       </w:r>
       <w:r>
-        <w:t xml:space="preserve"> The final dissertation matrix will map these exact framework files to the survey feedback and research objectives.</w:t>
+        <w:t xml:space="preserve"> (In Progress) The final dissertation matrix mapping these exact framework files and empirical ZAP testing results to the survey feedback and research objectives will be drafted in the final report.</w:t>
       </w:r>
     </w:p>
     <w:p/>
@@ -463,6 +414,119 @@
     </w:lvl>
   </w:abstractNum>
   <w:abstractNum w:abstractNumId="1" w15:restartNumberingAfterBreak="0">
+    <w:nsid w:val="0A9B0D16"/>
+    <w:multiLevelType w:val="hybridMultilevel"/>
+    <w:tmpl w:val="91563398"/>
+    <w:lvl w:ilvl="0" w:tplc="04090001">
+      <w:start w:val="1"/>
+      <w:numFmt w:val="bullet"/>
+      <w:lvlText w:val=""/>
+      <w:lvlJc w:val="left"/>
+      <w:pPr>
+        <w:ind w:left="720" w:hanging="360"/>
+      </w:pPr>
+      <w:rPr>
+        <w:rFonts w:ascii="Symbol" w:hAnsi="Symbol" w:hint="default"/>
+      </w:rPr>
+    </w:lvl>
+    <w:lvl w:ilvl="1" w:tplc="04090003" w:tentative="1">
+      <w:start w:val="1"/>
+      <w:numFmt w:val="bullet"/>
+      <w:lvlText w:val="o"/>
+      <w:lvlJc w:val="left"/>
+      <w:pPr>
+        <w:ind w:left="1440" w:hanging="360"/>
+      </w:pPr>
+      <w:rPr>
+        <w:rFonts w:ascii="Courier New" w:hAnsi="Courier New" w:cs="Courier New" w:hint="default"/>
+      </w:rPr>
+    </w:lvl>
+    <w:lvl w:ilvl="2" w:tplc="04090005" w:tentative="1">
+      <w:start w:val="1"/>
+      <w:numFmt w:val="bullet"/>
+      <w:lvlText w:val=""/>
+      <w:lvlJc w:val="left"/>
+      <w:pPr>
+        <w:ind w:left="2160" w:hanging="360"/>
+      </w:pPr>
+      <w:rPr>
+        <w:rFonts w:ascii="Wingdings" w:hAnsi="Wingdings" w:hint="default"/>
+      </w:rPr>
+    </w:lvl>
+    <w:lvl w:ilvl="3" w:tplc="04090001" w:tentative="1">
+      <w:start w:val="1"/>
+      <w:numFmt w:val="bullet"/>
+      <w:lvlText w:val=""/>
+      <w:lvlJc w:val="left"/>
+      <w:pPr>
+        <w:ind w:left="2880" w:hanging="360"/>
+      </w:pPr>
+      <w:rPr>
+        <w:rFonts w:ascii="Symbol" w:hAnsi="Symbol" w:hint="default"/>
+      </w:rPr>
+    </w:lvl>
+    <w:lvl w:ilvl="4" w:tplc="04090003" w:tentative="1">
+      <w:start w:val="1"/>
+      <w:numFmt w:val="bullet"/>
+      <w:lvlText w:val="o"/>
+      <w:lvlJc w:val="left"/>
+      <w:pPr>
+        <w:ind w:left="3600" w:hanging="360"/>
+      </w:pPr>
+      <w:rPr>
+        <w:rFonts w:ascii="Courier New" w:hAnsi="Courier New" w:cs="Courier New" w:hint="default"/>
+      </w:rPr>
+    </w:lvl>
+    <w:lvl w:ilvl="5" w:tplc="04090005" w:tentative="1">
+      <w:start w:val="1"/>
+      <w:numFmt w:val="bullet"/>
+      <w:lvlText w:val=""/>
+      <w:lvlJc w:val="left"/>
+      <w:pPr>
+        <w:ind w:left="4320" w:hanging="360"/>
+      </w:pPr>
+      <w:rPr>
+        <w:rFonts w:ascii="Wingdings" w:hAnsi="Wingdings" w:hint="default"/>
+      </w:rPr>
+    </w:lvl>
+    <w:lvl w:ilvl="6" w:tplc="04090001" w:tentative="1">
+      <w:start w:val="1"/>
+      <w:numFmt w:val="bullet"/>
+      <w:lvlText w:val=""/>
+      <w:lvlJc w:val="left"/>
+      <w:pPr>
+        <w:ind w:left="5040" w:hanging="360"/>
+      </w:pPr>
+      <w:rPr>
+        <w:rFonts w:ascii="Symbol" w:hAnsi="Symbol" w:hint="default"/>
+      </w:rPr>
+    </w:lvl>
+    <w:lvl w:ilvl="7" w:tplc="04090003" w:tentative="1">
+      <w:start w:val="1"/>
+      <w:numFmt w:val="bullet"/>
+      <w:lvlText w:val="o"/>
+      <w:lvlJc w:val="left"/>
+      <w:pPr>
+        <w:ind w:left="5760" w:hanging="360"/>
+      </w:pPr>
+      <w:rPr>
+        <w:rFonts w:ascii="Courier New" w:hAnsi="Courier New" w:cs="Courier New" w:hint="default"/>
+      </w:rPr>
+    </w:lvl>
+    <w:lvl w:ilvl="8" w:tplc="04090005" w:tentative="1">
+      <w:start w:val="1"/>
+      <w:numFmt w:val="bullet"/>
+      <w:lvlText w:val=""/>
+      <w:lvlJc w:val="left"/>
+      <w:pPr>
+        <w:ind w:left="6480" w:hanging="360"/>
+      </w:pPr>
+      <w:rPr>
+        <w:rFonts w:ascii="Wingdings" w:hAnsi="Wingdings" w:hint="default"/>
+      </w:rPr>
+    </w:lvl>
+  </w:abstractNum>
+  <w:abstractNum w:abstractNumId="2" w15:restartNumberingAfterBreak="0">
     <w:nsid w:val="0D0F3B33"/>
     <w:multiLevelType w:val="multilevel"/>
     <w:tmpl w:val="863A0076"/>
@@ -611,7 +675,7 @@
       </w:rPr>
     </w:lvl>
   </w:abstractNum>
-  <w:abstractNum w:abstractNumId="2" w15:restartNumberingAfterBreak="0">
+  <w:abstractNum w:abstractNumId="3" w15:restartNumberingAfterBreak="0">
     <w:nsid w:val="0E17311C"/>
     <w:multiLevelType w:val="multilevel"/>
     <w:tmpl w:val="8E20CBCC"/>
@@ -760,7 +824,7 @@
       </w:rPr>
     </w:lvl>
   </w:abstractNum>
-  <w:abstractNum w:abstractNumId="3" w15:restartNumberingAfterBreak="0">
+  <w:abstractNum w:abstractNumId="4" w15:restartNumberingAfterBreak="0">
     <w:nsid w:val="10AE079A"/>
     <w:multiLevelType w:val="hybridMultilevel"/>
     <w:tmpl w:val="0E261C4C"/>
@@ -872,7 +936,7 @@
       </w:rPr>
     </w:lvl>
   </w:abstractNum>
-  <w:abstractNum w:abstractNumId="4" w15:restartNumberingAfterBreak="0">
+  <w:abstractNum w:abstractNumId="5" w15:restartNumberingAfterBreak="0">
     <w:nsid w:val="14CE5DAB"/>
     <w:multiLevelType w:val="multilevel"/>
     <w:tmpl w:val="754E9E32"/>
@@ -1021,7 +1085,7 @@
       </w:rPr>
     </w:lvl>
   </w:abstractNum>
-  <w:abstractNum w:abstractNumId="5" w15:restartNumberingAfterBreak="0">
+  <w:abstractNum w:abstractNumId="6" w15:restartNumberingAfterBreak="0">
     <w:nsid w:val="164A5107"/>
     <w:multiLevelType w:val="hybridMultilevel"/>
     <w:tmpl w:val="81E6D044"/>
@@ -1134,7 +1198,7 @@
       </w:rPr>
     </w:lvl>
   </w:abstractNum>
-  <w:abstractNum w:abstractNumId="6" w15:restartNumberingAfterBreak="0">
+  <w:abstractNum w:abstractNumId="7" w15:restartNumberingAfterBreak="0">
     <w:nsid w:val="215C7BFC"/>
     <w:multiLevelType w:val="hybridMultilevel"/>
     <w:tmpl w:val="91A622C2"/>
@@ -1247,7 +1311,7 @@
       </w:rPr>
     </w:lvl>
   </w:abstractNum>
-  <w:abstractNum w:abstractNumId="7" w15:restartNumberingAfterBreak="0">
+  <w:abstractNum w:abstractNumId="8" w15:restartNumberingAfterBreak="0">
     <w:nsid w:val="2E95593E"/>
     <w:multiLevelType w:val="multilevel"/>
     <w:tmpl w:val="D6A27C7C"/>
@@ -1396,7 +1460,7 @@
       </w:rPr>
     </w:lvl>
   </w:abstractNum>
-  <w:abstractNum w:abstractNumId="8" w15:restartNumberingAfterBreak="0">
+  <w:abstractNum w:abstractNumId="9" w15:restartNumberingAfterBreak="0">
     <w:nsid w:val="32397D22"/>
     <w:multiLevelType w:val="multilevel"/>
     <w:tmpl w:val="935EF95C"/>
@@ -1545,7 +1609,7 @@
       </w:rPr>
     </w:lvl>
   </w:abstractNum>
-  <w:abstractNum w:abstractNumId="9" w15:restartNumberingAfterBreak="0">
+  <w:abstractNum w:abstractNumId="10" w15:restartNumberingAfterBreak="0">
     <w:nsid w:val="34375722"/>
     <w:multiLevelType w:val="hybridMultilevel"/>
     <w:tmpl w:val="11881216"/>
@@ -1658,7 +1722,7 @@
       </w:rPr>
     </w:lvl>
   </w:abstractNum>
-  <w:abstractNum w:abstractNumId="10" w15:restartNumberingAfterBreak="0">
+  <w:abstractNum w:abstractNumId="11" w15:restartNumberingAfterBreak="0">
     <w:nsid w:val="40CB6A83"/>
     <w:multiLevelType w:val="multilevel"/>
     <w:tmpl w:val="BE58D578"/>
@@ -1807,7 +1871,120 @@
       </w:rPr>
     </w:lvl>
   </w:abstractNum>
-  <w:abstractNum w:abstractNumId="11" w15:restartNumberingAfterBreak="0">
+  <w:abstractNum w:abstractNumId="12" w15:restartNumberingAfterBreak="0">
+    <w:nsid w:val="434F7642"/>
+    <w:multiLevelType w:val="hybridMultilevel"/>
+    <w:tmpl w:val="1354F770"/>
+    <w:lvl w:ilvl="0" w:tplc="04090001">
+      <w:start w:val="1"/>
+      <w:numFmt w:val="bullet"/>
+      <w:lvlText w:val=""/>
+      <w:lvlJc w:val="left"/>
+      <w:pPr>
+        <w:ind w:left="720" w:hanging="360"/>
+      </w:pPr>
+      <w:rPr>
+        <w:rFonts w:ascii="Symbol" w:hAnsi="Symbol" w:hint="default"/>
+      </w:rPr>
+    </w:lvl>
+    <w:lvl w:ilvl="1" w:tplc="04090003" w:tentative="1">
+      <w:start w:val="1"/>
+      <w:numFmt w:val="bullet"/>
+      <w:lvlText w:val="o"/>
+      <w:lvlJc w:val="left"/>
+      <w:pPr>
+        <w:ind w:left="1440" w:hanging="360"/>
+      </w:pPr>
+      <w:rPr>
+        <w:rFonts w:ascii="Courier New" w:hAnsi="Courier New" w:cs="Courier New" w:hint="default"/>
+      </w:rPr>
+    </w:lvl>
+    <w:lvl w:ilvl="2" w:tplc="04090005" w:tentative="1">
+      <w:start w:val="1"/>
+      <w:numFmt w:val="bullet"/>
+      <w:lvlText w:val=""/>
+      <w:lvlJc w:val="left"/>
+      <w:pPr>
+        <w:ind w:left="2160" w:hanging="360"/>
+      </w:pPr>
+      <w:rPr>
+        <w:rFonts w:ascii="Wingdings" w:hAnsi="Wingdings" w:hint="default"/>
+      </w:rPr>
+    </w:lvl>
+    <w:lvl w:ilvl="3" w:tplc="04090001" w:tentative="1">
+      <w:start w:val="1"/>
+      <w:numFmt w:val="bullet"/>
+      <w:lvlText w:val=""/>
+      <w:lvlJc w:val="left"/>
+      <w:pPr>
+        <w:ind w:left="2880" w:hanging="360"/>
+      </w:pPr>
+      <w:rPr>
+        <w:rFonts w:ascii="Symbol" w:hAnsi="Symbol" w:hint="default"/>
+      </w:rPr>
+    </w:lvl>
+    <w:lvl w:ilvl="4" w:tplc="04090003" w:tentative="1">
+      <w:start w:val="1"/>
+      <w:numFmt w:val="bullet"/>
+      <w:lvlText w:val="o"/>
+      <w:lvlJc w:val="left"/>
+      <w:pPr>
+        <w:ind w:left="3600" w:hanging="360"/>
+      </w:pPr>
+      <w:rPr>
+        <w:rFonts w:ascii="Courier New" w:hAnsi="Courier New" w:cs="Courier New" w:hint="default"/>
+      </w:rPr>
+    </w:lvl>
+    <w:lvl w:ilvl="5" w:tplc="04090005" w:tentative="1">
+      <w:start w:val="1"/>
+      <w:numFmt w:val="bullet"/>
+      <w:lvlText w:val=""/>
+      <w:lvlJc w:val="left"/>
+      <w:pPr>
+        <w:ind w:left="4320" w:hanging="360"/>
+      </w:pPr>
+      <w:rPr>
+        <w:rFonts w:ascii="Wingdings" w:hAnsi="Wingdings" w:hint="default"/>
+      </w:rPr>
+    </w:lvl>
+    <w:lvl w:ilvl="6" w:tplc="04090001" w:tentative="1">
+      <w:start w:val="1"/>
+      <w:numFmt w:val="bullet"/>
+      <w:lvlText w:val=""/>
+      <w:lvlJc w:val="left"/>
+      <w:pPr>
+        <w:ind w:left="5040" w:hanging="360"/>
+      </w:pPr>
+      <w:rPr>
+        <w:rFonts w:ascii="Symbol" w:hAnsi="Symbol" w:hint="default"/>
+      </w:rPr>
+    </w:lvl>
+    <w:lvl w:ilvl="7" w:tplc="04090003" w:tentative="1">
+      <w:start w:val="1"/>
+      <w:numFmt w:val="bullet"/>
+      <w:lvlText w:val="o"/>
+      <w:lvlJc w:val="left"/>
+      <w:pPr>
+        <w:ind w:left="5760" w:hanging="360"/>
+      </w:pPr>
+      <w:rPr>
+        <w:rFonts w:ascii="Courier New" w:hAnsi="Courier New" w:cs="Courier New" w:hint="default"/>
+      </w:rPr>
+    </w:lvl>
+    <w:lvl w:ilvl="8" w:tplc="04090005" w:tentative="1">
+      <w:start w:val="1"/>
+      <w:numFmt w:val="bullet"/>
+      <w:lvlText w:val=""/>
+      <w:lvlJc w:val="left"/>
+      <w:pPr>
+        <w:ind w:left="6480" w:hanging="360"/>
+      </w:pPr>
+      <w:rPr>
+        <w:rFonts w:ascii="Wingdings" w:hAnsi="Wingdings" w:hint="default"/>
+      </w:rPr>
+    </w:lvl>
+  </w:abstractNum>
+  <w:abstractNum w:abstractNumId="13" w15:restartNumberingAfterBreak="0">
     <w:nsid w:val="48E40FF0"/>
     <w:multiLevelType w:val="multilevel"/>
     <w:tmpl w:val="2BF84986"/>
@@ -1956,7 +2133,7 @@
       </w:rPr>
     </w:lvl>
   </w:abstractNum>
-  <w:abstractNum w:abstractNumId="12" w15:restartNumberingAfterBreak="0">
+  <w:abstractNum w:abstractNumId="14" w15:restartNumberingAfterBreak="0">
     <w:nsid w:val="6C2C26AA"/>
     <w:multiLevelType w:val="multilevel"/>
     <w:tmpl w:val="11903AEE"/>
@@ -2105,7 +2282,7 @@
       </w:rPr>
     </w:lvl>
   </w:abstractNum>
-  <w:abstractNum w:abstractNumId="13" w15:restartNumberingAfterBreak="0">
+  <w:abstractNum w:abstractNumId="15" w15:restartNumberingAfterBreak="0">
     <w:nsid w:val="6CEA1399"/>
     <w:multiLevelType w:val="multilevel"/>
     <w:tmpl w:val="03B0F7DA"/>
@@ -2254,7 +2431,7 @@
       </w:rPr>
     </w:lvl>
   </w:abstractNum>
-  <w:abstractNum w:abstractNumId="14" w15:restartNumberingAfterBreak="0">
+  <w:abstractNum w:abstractNumId="16" w15:restartNumberingAfterBreak="0">
     <w:nsid w:val="77E27432"/>
     <w:multiLevelType w:val="hybridMultilevel"/>
     <w:tmpl w:val="C26A0990"/>
@@ -2367,49 +2544,55 @@
     </w:lvl>
   </w:abstractNum>
   <w:num w:numId="1" w16cid:durableId="2092465988">
-    <w:abstractNumId w:val="1"/>
+    <w:abstractNumId w:val="2"/>
   </w:num>
   <w:num w:numId="2" w16cid:durableId="1893536395">
-    <w:abstractNumId w:val="8"/>
+    <w:abstractNumId w:val="9"/>
   </w:num>
   <w:num w:numId="3" w16cid:durableId="904729726">
     <w:abstractNumId w:val="0"/>
   </w:num>
   <w:num w:numId="4" w16cid:durableId="333579803">
-    <w:abstractNumId w:val="12"/>
+    <w:abstractNumId w:val="14"/>
   </w:num>
   <w:num w:numId="5" w16cid:durableId="25763406">
+    <w:abstractNumId w:val="15"/>
+  </w:num>
+  <w:num w:numId="6" w16cid:durableId="2047873828">
     <w:abstractNumId w:val="13"/>
   </w:num>
-  <w:num w:numId="6" w16cid:durableId="2047873828">
+  <w:num w:numId="7" w16cid:durableId="107314669">
+    <w:abstractNumId w:val="3"/>
+  </w:num>
+  <w:num w:numId="8" w16cid:durableId="227157094">
     <w:abstractNumId w:val="11"/>
   </w:num>
-  <w:num w:numId="7" w16cid:durableId="107314669">
-    <w:abstractNumId w:val="2"/>
+  <w:num w:numId="9" w16cid:durableId="734740962">
+    <w:abstractNumId w:val="5"/>
   </w:num>
-  <w:num w:numId="8" w16cid:durableId="227157094">
+  <w:num w:numId="10" w16cid:durableId="490103117">
+    <w:abstractNumId w:val="8"/>
+  </w:num>
+  <w:num w:numId="11" w16cid:durableId="1836605257">
     <w:abstractNumId w:val="10"/>
   </w:num>
-  <w:num w:numId="9" w16cid:durableId="734740962">
+  <w:num w:numId="12" w16cid:durableId="2133360242">
     <w:abstractNumId w:val="4"/>
   </w:num>
-  <w:num w:numId="10" w16cid:durableId="490103117">
+  <w:num w:numId="13" w16cid:durableId="2041279818">
+    <w:abstractNumId w:val="16"/>
+  </w:num>
+  <w:num w:numId="14" w16cid:durableId="1045374689">
+    <w:abstractNumId w:val="6"/>
+  </w:num>
+  <w:num w:numId="15" w16cid:durableId="873616156">
     <w:abstractNumId w:val="7"/>
   </w:num>
-  <w:num w:numId="11" w16cid:durableId="1836605257">
-    <w:abstractNumId w:val="9"/>
+  <w:num w:numId="16" w16cid:durableId="2121142683">
+    <w:abstractNumId w:val="1"/>
   </w:num>
-  <w:num w:numId="12" w16cid:durableId="2133360242">
-    <w:abstractNumId w:val="3"/>
-  </w:num>
-  <w:num w:numId="13" w16cid:durableId="2041279818">
-    <w:abstractNumId w:val="14"/>
-  </w:num>
-  <w:num w:numId="14" w16cid:durableId="1045374689">
-    <w:abstractNumId w:val="5"/>
-  </w:num>
-  <w:num w:numId="15" w16cid:durableId="873616156">
-    <w:abstractNumId w:val="6"/>
+  <w:num w:numId="17" w16cid:durableId="1518422425">
+    <w:abstractNumId w:val="12"/>
   </w:num>
 </w:numbering>
 </file>

--- a/Project Progress/Progress.docx
+++ b/Project Progress/Progress.docx
@@ -1,6 +1,6 @@
 
 <file path=word/document.xml><?xml version="1.0" encoding="utf-8"?>
-<w:document xmlns:wpc="http://schemas.microsoft.com/office/word/2010/wordprocessingCanvas" xmlns:cx="http://schemas.microsoft.com/office/drawing/2014/chartex" xmlns:cx1="http://schemas.microsoft.com/office/drawing/2015/9/8/chartex" xmlns:cx2="http://schemas.microsoft.com/office/drawing/2015/10/21/chartex" xmlns:cx3="http://schemas.microsoft.com/office/drawing/2016/5/9/chartex" xmlns:cx4="http://schemas.microsoft.com/office/drawing/2016/5/10/chartex" xmlns:cx5="http://schemas.microsoft.com/office/drawing/2016/5/11/chartex" xmlns:cx6="http://schemas.microsoft.com/office/drawing/2016/5/12/chartex" xmlns:cx7="http://schemas.microsoft.com/office/drawing/2016/5/13/chartex" xmlns:cx8="http://schemas.microsoft.com/office/drawing/2016/5/14/chartex" xmlns:mc="http://schemas.openxmlformats.org/markup-compatibility/2006" xmlns:aink="http://schemas.microsoft.com/office/drawing/2016/ink" xmlns:am3d="http://schemas.microsoft.com/office/drawing/2017/model3d" xmlns:o="urn:schemas-microsoft-com:office:office" xmlns:oel="http://schemas.microsoft.com/office/2019/extlst" xmlns:r="http://schemas.openxmlformats.org/officeDocument/2006/relationships" xmlns:m="http://schemas.openxmlformats.org/officeDocument/2006/math" xmlns:v="urn:schemas-microsoft-com:vml" xmlns:wp14="http://schemas.microsoft.com/office/word/2010/wordprocessingDrawing" xmlns:wp="http://schemas.openxmlformats.org/drawingml/2006/wordprocessingDrawing" xmlns:w10="urn:schemas-microsoft-com:office:word" xmlns:w="http://schemas.openxmlformats.org/wordprocessingml/2006/main" xmlns:w14="http://schemas.microsoft.com/office/word/2010/wordml" xmlns:w15="http://schemas.microsoft.com/office/word/2012/wordml" xmlns:w16cex="http://schemas.microsoft.com/office/word/2018/wordml/cex" xmlns:w16cid="http://schemas.microsoft.com/office/word/2016/wordml/cid" xmlns:w16="http://schemas.microsoft.com/office/word/2018/wordml" xmlns:w16du="http://schemas.microsoft.com/office/word/2023/wordml/word16du" xmlns:w16sdtdh="http://schemas.microsoft.com/office/word/2020/wordml/sdtdatahash" xmlns:w16sdtfl="http://schemas.microsoft.com/office/word/2024/wordml/sdtformatlock" xmlns:w16se="http://schemas.microsoft.com/office/word/2015/wordml/symex" xmlns:wpg="http://schemas.microsoft.com/office/word/2010/wordprocessingGroup" xmlns:wpi="http://schemas.microsoft.com/office/word/2010/wordprocessingInk" xmlns:wne="http://schemas.microsoft.com/office/word/2006/wordml" xmlns:wps="http://schemas.microsoft.com/office/word/2010/wordprocessingShape" mc:Ignorable="w14 w15 w16se w16cid w16 w16cex w16sdtdh w16sdtfl w16du wp14">
+<w:document xmlns:wpc="http://schemas.microsoft.com/office/word/2010/wordprocessingCanvas" xmlns:cx="http://schemas.microsoft.com/office/drawing/2014/chartex" xmlns:cx1="http://schemas.microsoft.com/office/drawing/2015/9/8/chartex" xmlns:cx2="http://schemas.microsoft.com/office/drawing/2015/10/21/chartex" xmlns:cx3="http://schemas.microsoft.com/office/drawing/2016/5/9/chartex" xmlns:cx4="http://schemas.microsoft.com/office/drawing/2016/5/10/chartex" xmlns:cx5="http://schemas.microsoft.com/office/drawing/2016/5/11/chartex" xmlns:cx6="http://schemas.microsoft.com/office/drawing/2016/5/12/chartex" xmlns:cx7="http://schemas.microsoft.com/office/drawing/2016/5/13/chartex" xmlns:cx8="http://schemas.microsoft.com/office/drawing/2016/5/14/chartex" xmlns:mc="http://schemas.openxmlformats.org/markup-compatibility/2006" xmlns:aink="http://schemas.microsoft.com/office/drawing/2016/ink" xmlns:am3d="http://schemas.microsoft.com/office/drawing/2017/model3d" xmlns:o="urn:schemas-microsoft-com:office:office" xmlns:oel="http://schemas.microsoft.com/office/2019/extlst" xmlns:r="http://schemas.openxmlformats.org/officeDocument/2006/relationships" xmlns:m="http://schemas.openxmlformats.org/officeDocument/2006/math" xmlns:v="urn:schemas-microsoft-com:vml" xmlns:wp14="http://schemas.microsoft.com/office/word/2010/wordprocessingDrawing" xmlns:wp="http://schemas.openxmlformats.org/drawingml/2006/wordprocessingDrawing" xmlns:w10="urn:schemas-microsoft-com:office:word" xmlns:w="http://schemas.openxmlformats.org/wordprocessingml/2006/main" xmlns:w14="http://schemas.microsoft.com/office/word/2010/wordml" xmlns:w15="http://schemas.microsoft.com/office/word/2012/wordml" xmlns:w16cei="http://schemas.microsoft.com/office/word/2026/wordml/cei" xmlns:w16cex="http://schemas.microsoft.com/office/word/2018/wordml/cex" xmlns:w16cid="http://schemas.microsoft.com/office/word/2016/wordml/cid" xmlns:w16="http://schemas.microsoft.com/office/word/2018/wordml" xmlns:w16du="http://schemas.microsoft.com/office/word/2023/wordml/word16du" xmlns:w16sdtdh="http://schemas.microsoft.com/office/word/2020/wordml/sdtdatahash" xmlns:w16sdtfl="http://schemas.microsoft.com/office/word/2024/wordml/sdtformatlock" xmlns:w16se="http://schemas.microsoft.com/office/word/2015/wordml/symex" xmlns:wpg="http://schemas.microsoft.com/office/word/2010/wordprocessingGroup" xmlns:wpi="http://schemas.microsoft.com/office/word/2010/wordprocessingInk" xmlns:wne="http://schemas.microsoft.com/office/word/2006/wordml" xmlns:wps="http://schemas.microsoft.com/office/word/2010/wordprocessingShape" mc:Ignorable="w14 w15 w16se w16cid w16 w16cex w16sdtdh w16sdtfl w16du wp14">
   <w:body>
     <w:p>
       <w:pPr>
@@ -23,7 +23,7 @@
         <w:pStyle w:val="ListParagraph"/>
         <w:numPr>
           <w:ilvl w:val="0"/>
-          <w:numId w:val="16"/>
+          <w:numId w:val="21"/>
         </w:numPr>
       </w:pPr>
       <w:r>
@@ -42,7 +42,7 @@
         <w:pStyle w:val="ListParagraph"/>
         <w:numPr>
           <w:ilvl w:val="0"/>
-          <w:numId w:val="16"/>
+          <w:numId w:val="21"/>
         </w:numPr>
       </w:pPr>
       <w:r>
@@ -50,10 +50,10 @@
           <w:b/>
           <w:bCs/>
         </w:rPr>
-        <w:t>CSRF Protection</w:t>
+        <w:t>CSRF Protection:</w:t>
       </w:r>
       <w:r>
-        <w:t xml:space="preserve">: Automatic CSRF token generation and validation are fully functional. Any state-changing POST request lacking a valid token is immediately intercepted, blocked, and logged before it reaches the application layer. </w:t>
+        <w:t xml:space="preserve"> Automatic CSRF token generation and validation are fully functional. Any state-changing POST request lacking a valid token is immediately intercepted, blocked, and logged before it reaches the application layer. </w:t>
       </w:r>
     </w:p>
     <w:p>
@@ -61,7 +61,7 @@
         <w:pStyle w:val="ListParagraph"/>
         <w:numPr>
           <w:ilvl w:val="0"/>
-          <w:numId w:val="16"/>
+          <w:numId w:val="21"/>
         </w:numPr>
       </w:pPr>
       <w:r>
@@ -69,10 +69,10 @@
           <w:b/>
           <w:bCs/>
         </w:rPr>
-        <w:t>Security Headers Middleware</w:t>
+        <w:t>Security Headers Middleware:</w:t>
       </w:r>
       <w:r>
-        <w:t xml:space="preserve">: Global security headers are automatically injected into every HTTP response. The framework actively enforces Content-Security-Policy (CSP), X-Frame-Options, X-Content-Type-Options, Referrer-Policy, and Strict-Transport-Security (HSTS). </w:t>
+        <w:t xml:space="preserve"> Global security headers are automatically injected into every HTTP response. The framework actively enforces Content-Security-Policy (CSP), X-Frame-Options, X-Content-Type-Options, Referrer-Policy, and Strict-Transport-Security (HSTS). </w:t>
       </w:r>
     </w:p>
     <w:p>
@@ -80,7 +80,7 @@
         <w:pStyle w:val="ListParagraph"/>
         <w:numPr>
           <w:ilvl w:val="0"/>
-          <w:numId w:val="16"/>
+          <w:numId w:val="21"/>
         </w:numPr>
       </w:pPr>
       <w:r>
@@ -107,7 +107,7 @@
         <w:pStyle w:val="ListParagraph"/>
         <w:numPr>
           <w:ilvl w:val="0"/>
-          <w:numId w:val="16"/>
+          <w:numId w:val="21"/>
         </w:numPr>
       </w:pPr>
       <w:r>
@@ -126,7 +126,7 @@
         <w:pStyle w:val="ListParagraph"/>
         <w:numPr>
           <w:ilvl w:val="0"/>
-          <w:numId w:val="16"/>
+          <w:numId w:val="21"/>
         </w:numPr>
       </w:pPr>
       <w:r>
@@ -134,12 +134,13 @@
           <w:b/>
           <w:bCs/>
         </w:rPr>
-        <w:t xml:space="preserve">Context-Aware Output Escaping: </w:t>
+        <w:t>Context-Aware Output Escaping:</w:t>
       </w:r>
       <w:r>
-        <w:t>(Update: Standard HTML escaping is actively utilized in the current dashboard view mockups. Full context-aware escaping using strict HTML entity encoding has been successfully tested and proven to safely neutralize live Stored XSS payloads in the CMS prototype).</w:t>
+        <w:t xml:space="preserve"> Standard HTML escaping is actively utilized in the current dashboard view mockups. Full context-aware escaping using strict HTML entity encoding has been successfully tested and proven to safely neutralize live Stored XSS payloads in the CMS prototype.</w:t>
       </w:r>
     </w:p>
+    <w:p/>
     <w:p/>
     <w:p>
       <w:pPr>
@@ -158,17 +159,48 @@
       </w:r>
     </w:p>
     <w:p>
+      <w:pPr>
+        <w:pStyle w:val="ListParagraph"/>
+        <w:numPr>
+          <w:ilvl w:val="0"/>
+          <w:numId w:val="21"/>
+        </w:numPr>
+      </w:pPr>
       <w:r>
         <w:rPr>
           <w:b/>
           <w:bCs/>
         </w:rPr>
-        <w:t>Threat Modeling &amp; NIST Alignment</w:t>
+        <w:t>Threat Modeling &amp; NIST Alignment:</w:t>
       </w:r>
       <w:r>
-        <w:t>: STRIDE threat modeling is actively mitigated by the framework design. Spoofing is mitigated by Argon2id hashing. Tampering is mitigated by the custom ORM preventing raw SQL execution. Elevation of Privilege is mitigated by the Role-Based Access Control middleware. These design choices directly support NIST SSDF principles by providing secure defaults. The formalized STRIDE Attack Surface Analysis Table has been completed for the dissertation evidence.</w:t>
+        <w:t xml:space="preserve"> STRIDE threat modeling is actively mitigated by the framework design. Spoofing is mitigated by Argon2id hashing. Tampering is mitigated by the custom ORM preventing raw SQL execution. Elevation of Privilege is mitigated by the Role-Based Access Control middleware. These design choices directly support NIST SSDF principles by providing secure defaults. The formalized STRIDE Attack Surface Analysis Table has been completed for the dissertation evidence. </w:t>
       </w:r>
     </w:p>
+    <w:p>
+      <w:pPr>
+        <w:pStyle w:val="ListParagraph"/>
+        <w:numPr>
+          <w:ilvl w:val="0"/>
+          <w:numId w:val="21"/>
+        </w:numPr>
+      </w:pPr>
+      <w:r>
+        <w:rPr>
+          <w:b/>
+          <w:bCs/>
+        </w:rPr>
+        <w:t>Active Security Matrix Integration</w:t>
+      </w:r>
+      <w:r>
+        <w:t xml:space="preserve">: Dynamic Security Accordions have been integrated directly into the frontend user interface, prominently displaying the </w:t>
+      </w:r>
+      <w:r>
+        <w:lastRenderedPageBreak/>
+        <w:t>exact ASVS mitigations (such as V7.1 Audit Logging, V11.1 Active Defense, and V5.1 Dual-Layer Validation) running on each page to explicitly prove the framework's operational validity during live demonstrations.</w:t>
+      </w:r>
+    </w:p>
+    <w:p/>
     <w:p/>
     <w:p>
       <w:pPr>
@@ -198,7 +230,7 @@
         <w:pStyle w:val="ListParagraph"/>
         <w:numPr>
           <w:ilvl w:val="0"/>
-          <w:numId w:val="17"/>
+          <w:numId w:val="21"/>
         </w:numPr>
       </w:pPr>
       <w:r>
@@ -206,11 +238,18 @@
           <w:b/>
           <w:bCs/>
         </w:rPr>
-        <w:lastRenderedPageBreak/>
-        <w:t>Prototype Application &amp; Comparison:</w:t>
+        <w:t>Prototype Application Front-End &amp; Integration:</w:t>
       </w:r>
       <w:r>
-        <w:t xml:space="preserve"> (Completed) We have constructed Version B routed entirely through our Secure-by-Design framework and Version A legacy baseline to fulfill the comparison methodology. </w:t>
+        <w:t xml:space="preserve"> (In Progress) While the core Secure-by-Design backend is fully operational, the integration of the custom </w:t>
+      </w:r>
+      <w:proofErr w:type="spellStart"/>
+      <w:r>
+        <w:t>StarCode</w:t>
+      </w:r>
+      <w:proofErr w:type="spellEnd"/>
+      <w:r>
+        <w:t xml:space="preserve"> Kh UI template for the remaining CMS application tabs (Categories, Comments, Manage Users, and User Profile) is currently under active development. The Dashboard, Security Audit Logs, and Secure Blog Creation workflows have been successfully completed and wired to the database.</w:t>
       </w:r>
     </w:p>
     <w:p>
@@ -218,7 +257,7 @@
         <w:pStyle w:val="ListParagraph"/>
         <w:numPr>
           <w:ilvl w:val="0"/>
-          <w:numId w:val="17"/>
+          <w:numId w:val="21"/>
         </w:numPr>
       </w:pPr>
       <w:r>
@@ -237,7 +276,7 @@
         <w:pStyle w:val="ListParagraph"/>
         <w:numPr>
           <w:ilvl w:val="0"/>
-          <w:numId w:val="17"/>
+          <w:numId w:val="21"/>
         </w:numPr>
       </w:pPr>
       <w:r>
@@ -252,6 +291,8 @@
       </w:r>
     </w:p>
     <w:p/>
+    <w:p/>
+    <w:p/>
     <w:sectPr>
       <w:pgSz w:w="12240" w:h="15840"/>
       <w:pgMar w:top="1440" w:right="1440" w:bottom="1440" w:left="1440" w:header="720" w:footer="720" w:gutter="0"/>
@@ -263,7 +304,7 @@
 </file>
 
 <file path=word/numbering.xml><?xml version="1.0" encoding="utf-8"?>
-<w:numbering xmlns:wpc="http://schemas.microsoft.com/office/word/2010/wordprocessingCanvas" xmlns:cx="http://schemas.microsoft.com/office/drawing/2014/chartex" xmlns:cx1="http://schemas.microsoft.com/office/drawing/2015/9/8/chartex" xmlns:cx2="http://schemas.microsoft.com/office/drawing/2015/10/21/chartex" xmlns:cx3="http://schemas.microsoft.com/office/drawing/2016/5/9/chartex" xmlns:cx4="http://schemas.microsoft.com/office/drawing/2016/5/10/chartex" xmlns:cx5="http://schemas.microsoft.com/office/drawing/2016/5/11/chartex" xmlns:cx6="http://schemas.microsoft.com/office/drawing/2016/5/12/chartex" xmlns:cx7="http://schemas.microsoft.com/office/drawing/2016/5/13/chartex" xmlns:cx8="http://schemas.microsoft.com/office/drawing/2016/5/14/chartex" xmlns:mc="http://schemas.openxmlformats.org/markup-compatibility/2006" xmlns:aink="http://schemas.microsoft.com/office/drawing/2016/ink" xmlns:am3d="http://schemas.microsoft.com/office/drawing/2017/model3d" xmlns:o="urn:schemas-microsoft-com:office:office" xmlns:oel="http://schemas.microsoft.com/office/2019/extlst" xmlns:r="http://schemas.openxmlformats.org/officeDocument/2006/relationships" xmlns:m="http://schemas.openxmlformats.org/officeDocument/2006/math" xmlns:v="urn:schemas-microsoft-com:vml" xmlns:wp14="http://schemas.microsoft.com/office/word/2010/wordprocessingDrawing" xmlns:wp="http://schemas.openxmlformats.org/drawingml/2006/wordprocessingDrawing" xmlns:w10="urn:schemas-microsoft-com:office:word" xmlns:w="http://schemas.openxmlformats.org/wordprocessingml/2006/main" xmlns:w14="http://schemas.microsoft.com/office/word/2010/wordml" xmlns:w15="http://schemas.microsoft.com/office/word/2012/wordml" xmlns:w16cex="http://schemas.microsoft.com/office/word/2018/wordml/cex" xmlns:w16cid="http://schemas.microsoft.com/office/word/2016/wordml/cid" xmlns:w16="http://schemas.microsoft.com/office/word/2018/wordml" xmlns:w16du="http://schemas.microsoft.com/office/word/2023/wordml/word16du" xmlns:w16sdtdh="http://schemas.microsoft.com/office/word/2020/wordml/sdtdatahash" xmlns:w16sdtfl="http://schemas.microsoft.com/office/word/2024/wordml/sdtformatlock" xmlns:w16se="http://schemas.microsoft.com/office/word/2015/wordml/symex" xmlns:wpg="http://schemas.microsoft.com/office/word/2010/wordprocessingGroup" xmlns:wpi="http://schemas.microsoft.com/office/word/2010/wordprocessingInk" xmlns:wne="http://schemas.microsoft.com/office/word/2006/wordml" xmlns:wps="http://schemas.microsoft.com/office/word/2010/wordprocessingShape" mc:Ignorable="w14 w15 w16se w16cid w16 w16cex w16sdtdh w16sdtfl w16du wp14">
+<w:numbering xmlns:wpc="http://schemas.microsoft.com/office/word/2010/wordprocessingCanvas" xmlns:cx="http://schemas.microsoft.com/office/drawing/2014/chartex" xmlns:cx1="http://schemas.microsoft.com/office/drawing/2015/9/8/chartex" xmlns:cx2="http://schemas.microsoft.com/office/drawing/2015/10/21/chartex" xmlns:cx3="http://schemas.microsoft.com/office/drawing/2016/5/9/chartex" xmlns:cx4="http://schemas.microsoft.com/office/drawing/2016/5/10/chartex" xmlns:cx5="http://schemas.microsoft.com/office/drawing/2016/5/11/chartex" xmlns:cx6="http://schemas.microsoft.com/office/drawing/2016/5/12/chartex" xmlns:cx7="http://schemas.microsoft.com/office/drawing/2016/5/13/chartex" xmlns:cx8="http://schemas.microsoft.com/office/drawing/2016/5/14/chartex" xmlns:mc="http://schemas.openxmlformats.org/markup-compatibility/2006" xmlns:aink="http://schemas.microsoft.com/office/drawing/2016/ink" xmlns:am3d="http://schemas.microsoft.com/office/drawing/2017/model3d" xmlns:o="urn:schemas-microsoft-com:office:office" xmlns:oel="http://schemas.microsoft.com/office/2019/extlst" xmlns:r="http://schemas.openxmlformats.org/officeDocument/2006/relationships" xmlns:m="http://schemas.openxmlformats.org/officeDocument/2006/math" xmlns:v="urn:schemas-microsoft-com:vml" xmlns:wp14="http://schemas.microsoft.com/office/word/2010/wordprocessingDrawing" xmlns:wp="http://schemas.openxmlformats.org/drawingml/2006/wordprocessingDrawing" xmlns:w10="urn:schemas-microsoft-com:office:word" xmlns:w="http://schemas.openxmlformats.org/wordprocessingml/2006/main" xmlns:w14="http://schemas.microsoft.com/office/word/2010/wordml" xmlns:w15="http://schemas.microsoft.com/office/word/2012/wordml" xmlns:w16cei="http://schemas.microsoft.com/office/word/2026/wordml/cei" xmlns:w16cex="http://schemas.microsoft.com/office/word/2018/wordml/cex" xmlns:w16cid="http://schemas.microsoft.com/office/word/2016/wordml/cid" xmlns:w16="http://schemas.microsoft.com/office/word/2018/wordml" xmlns:w16du="http://schemas.microsoft.com/office/word/2023/wordml/word16du" xmlns:w16sdtdh="http://schemas.microsoft.com/office/word/2020/wordml/sdtdatahash" xmlns:w16sdtfl="http://schemas.microsoft.com/office/word/2024/wordml/sdtformatlock" xmlns:w16se="http://schemas.microsoft.com/office/word/2015/wordml/symex" xmlns:wpg="http://schemas.microsoft.com/office/word/2010/wordprocessingGroup" xmlns:wpi="http://schemas.microsoft.com/office/word/2010/wordprocessingInk" xmlns:wne="http://schemas.microsoft.com/office/word/2006/wordml" xmlns:wps="http://schemas.microsoft.com/office/word/2010/wordprocessingShape" mc:Ignorable="w14 w15 w16se w16cid w16 w16cex w16sdtdh w16sdtfl w16du wp14">
   <w:abstractNum w:abstractNumId="0" w15:restartNumberingAfterBreak="0">
     <w:nsid w:val="09BB06FD"/>
     <w:multiLevelType w:val="multilevel"/>
@@ -2134,6 +2175,458 @@
     </w:lvl>
   </w:abstractNum>
   <w:abstractNum w:abstractNumId="14" w15:restartNumberingAfterBreak="0">
+    <w:nsid w:val="51AD26B4"/>
+    <w:multiLevelType w:val="hybridMultilevel"/>
+    <w:tmpl w:val="1F6E25D4"/>
+    <w:lvl w:ilvl="0" w:tplc="04090001">
+      <w:start w:val="1"/>
+      <w:numFmt w:val="bullet"/>
+      <w:lvlText w:val=""/>
+      <w:lvlJc w:val="left"/>
+      <w:pPr>
+        <w:ind w:left="720" w:hanging="360"/>
+      </w:pPr>
+      <w:rPr>
+        <w:rFonts w:ascii="Symbol" w:hAnsi="Symbol" w:hint="default"/>
+      </w:rPr>
+    </w:lvl>
+    <w:lvl w:ilvl="1" w:tplc="04090003" w:tentative="1">
+      <w:start w:val="1"/>
+      <w:numFmt w:val="bullet"/>
+      <w:lvlText w:val="o"/>
+      <w:lvlJc w:val="left"/>
+      <w:pPr>
+        <w:ind w:left="1440" w:hanging="360"/>
+      </w:pPr>
+      <w:rPr>
+        <w:rFonts w:ascii="Courier New" w:hAnsi="Courier New" w:cs="Courier New" w:hint="default"/>
+      </w:rPr>
+    </w:lvl>
+    <w:lvl w:ilvl="2" w:tplc="04090005" w:tentative="1">
+      <w:start w:val="1"/>
+      <w:numFmt w:val="bullet"/>
+      <w:lvlText w:val=""/>
+      <w:lvlJc w:val="left"/>
+      <w:pPr>
+        <w:ind w:left="2160" w:hanging="360"/>
+      </w:pPr>
+      <w:rPr>
+        <w:rFonts w:ascii="Wingdings" w:hAnsi="Wingdings" w:hint="default"/>
+      </w:rPr>
+    </w:lvl>
+    <w:lvl w:ilvl="3" w:tplc="04090001" w:tentative="1">
+      <w:start w:val="1"/>
+      <w:numFmt w:val="bullet"/>
+      <w:lvlText w:val=""/>
+      <w:lvlJc w:val="left"/>
+      <w:pPr>
+        <w:ind w:left="2880" w:hanging="360"/>
+      </w:pPr>
+      <w:rPr>
+        <w:rFonts w:ascii="Symbol" w:hAnsi="Symbol" w:hint="default"/>
+      </w:rPr>
+    </w:lvl>
+    <w:lvl w:ilvl="4" w:tplc="04090003" w:tentative="1">
+      <w:start w:val="1"/>
+      <w:numFmt w:val="bullet"/>
+      <w:lvlText w:val="o"/>
+      <w:lvlJc w:val="left"/>
+      <w:pPr>
+        <w:ind w:left="3600" w:hanging="360"/>
+      </w:pPr>
+      <w:rPr>
+        <w:rFonts w:ascii="Courier New" w:hAnsi="Courier New" w:cs="Courier New" w:hint="default"/>
+      </w:rPr>
+    </w:lvl>
+    <w:lvl w:ilvl="5" w:tplc="04090005" w:tentative="1">
+      <w:start w:val="1"/>
+      <w:numFmt w:val="bullet"/>
+      <w:lvlText w:val=""/>
+      <w:lvlJc w:val="left"/>
+      <w:pPr>
+        <w:ind w:left="4320" w:hanging="360"/>
+      </w:pPr>
+      <w:rPr>
+        <w:rFonts w:ascii="Wingdings" w:hAnsi="Wingdings" w:hint="default"/>
+      </w:rPr>
+    </w:lvl>
+    <w:lvl w:ilvl="6" w:tplc="04090001" w:tentative="1">
+      <w:start w:val="1"/>
+      <w:numFmt w:val="bullet"/>
+      <w:lvlText w:val=""/>
+      <w:lvlJc w:val="left"/>
+      <w:pPr>
+        <w:ind w:left="5040" w:hanging="360"/>
+      </w:pPr>
+      <w:rPr>
+        <w:rFonts w:ascii="Symbol" w:hAnsi="Symbol" w:hint="default"/>
+      </w:rPr>
+    </w:lvl>
+    <w:lvl w:ilvl="7" w:tplc="04090003" w:tentative="1">
+      <w:start w:val="1"/>
+      <w:numFmt w:val="bullet"/>
+      <w:lvlText w:val="o"/>
+      <w:lvlJc w:val="left"/>
+      <w:pPr>
+        <w:ind w:left="5760" w:hanging="360"/>
+      </w:pPr>
+      <w:rPr>
+        <w:rFonts w:ascii="Courier New" w:hAnsi="Courier New" w:cs="Courier New" w:hint="default"/>
+      </w:rPr>
+    </w:lvl>
+    <w:lvl w:ilvl="8" w:tplc="04090005" w:tentative="1">
+      <w:start w:val="1"/>
+      <w:numFmt w:val="bullet"/>
+      <w:lvlText w:val=""/>
+      <w:lvlJc w:val="left"/>
+      <w:pPr>
+        <w:ind w:left="6480" w:hanging="360"/>
+      </w:pPr>
+      <w:rPr>
+        <w:rFonts w:ascii="Wingdings" w:hAnsi="Wingdings" w:hint="default"/>
+      </w:rPr>
+    </w:lvl>
+  </w:abstractNum>
+  <w:abstractNum w:abstractNumId="15" w15:restartNumberingAfterBreak="0">
+    <w:nsid w:val="5CEB6CC5"/>
+    <w:multiLevelType w:val="hybridMultilevel"/>
+    <w:tmpl w:val="1B7251AE"/>
+    <w:lvl w:ilvl="0" w:tplc="04090001">
+      <w:start w:val="1"/>
+      <w:numFmt w:val="bullet"/>
+      <w:lvlText w:val=""/>
+      <w:lvlJc w:val="left"/>
+      <w:pPr>
+        <w:ind w:left="720" w:hanging="360"/>
+      </w:pPr>
+      <w:rPr>
+        <w:rFonts w:ascii="Symbol" w:hAnsi="Symbol" w:hint="default"/>
+      </w:rPr>
+    </w:lvl>
+    <w:lvl w:ilvl="1" w:tplc="04090003" w:tentative="1">
+      <w:start w:val="1"/>
+      <w:numFmt w:val="bullet"/>
+      <w:lvlText w:val="o"/>
+      <w:lvlJc w:val="left"/>
+      <w:pPr>
+        <w:ind w:left="1440" w:hanging="360"/>
+      </w:pPr>
+      <w:rPr>
+        <w:rFonts w:ascii="Courier New" w:hAnsi="Courier New" w:cs="Courier New" w:hint="default"/>
+      </w:rPr>
+    </w:lvl>
+    <w:lvl w:ilvl="2" w:tplc="04090005" w:tentative="1">
+      <w:start w:val="1"/>
+      <w:numFmt w:val="bullet"/>
+      <w:lvlText w:val=""/>
+      <w:lvlJc w:val="left"/>
+      <w:pPr>
+        <w:ind w:left="2160" w:hanging="360"/>
+      </w:pPr>
+      <w:rPr>
+        <w:rFonts w:ascii="Wingdings" w:hAnsi="Wingdings" w:hint="default"/>
+      </w:rPr>
+    </w:lvl>
+    <w:lvl w:ilvl="3" w:tplc="04090001" w:tentative="1">
+      <w:start w:val="1"/>
+      <w:numFmt w:val="bullet"/>
+      <w:lvlText w:val=""/>
+      <w:lvlJc w:val="left"/>
+      <w:pPr>
+        <w:ind w:left="2880" w:hanging="360"/>
+      </w:pPr>
+      <w:rPr>
+        <w:rFonts w:ascii="Symbol" w:hAnsi="Symbol" w:hint="default"/>
+      </w:rPr>
+    </w:lvl>
+    <w:lvl w:ilvl="4" w:tplc="04090003" w:tentative="1">
+      <w:start w:val="1"/>
+      <w:numFmt w:val="bullet"/>
+      <w:lvlText w:val="o"/>
+      <w:lvlJc w:val="left"/>
+      <w:pPr>
+        <w:ind w:left="3600" w:hanging="360"/>
+      </w:pPr>
+      <w:rPr>
+        <w:rFonts w:ascii="Courier New" w:hAnsi="Courier New" w:cs="Courier New" w:hint="default"/>
+      </w:rPr>
+    </w:lvl>
+    <w:lvl w:ilvl="5" w:tplc="04090005" w:tentative="1">
+      <w:start w:val="1"/>
+      <w:numFmt w:val="bullet"/>
+      <w:lvlText w:val=""/>
+      <w:lvlJc w:val="left"/>
+      <w:pPr>
+        <w:ind w:left="4320" w:hanging="360"/>
+      </w:pPr>
+      <w:rPr>
+        <w:rFonts w:ascii="Wingdings" w:hAnsi="Wingdings" w:hint="default"/>
+      </w:rPr>
+    </w:lvl>
+    <w:lvl w:ilvl="6" w:tplc="04090001" w:tentative="1">
+      <w:start w:val="1"/>
+      <w:numFmt w:val="bullet"/>
+      <w:lvlText w:val=""/>
+      <w:lvlJc w:val="left"/>
+      <w:pPr>
+        <w:ind w:left="5040" w:hanging="360"/>
+      </w:pPr>
+      <w:rPr>
+        <w:rFonts w:ascii="Symbol" w:hAnsi="Symbol" w:hint="default"/>
+      </w:rPr>
+    </w:lvl>
+    <w:lvl w:ilvl="7" w:tplc="04090003" w:tentative="1">
+      <w:start w:val="1"/>
+      <w:numFmt w:val="bullet"/>
+      <w:lvlText w:val="o"/>
+      <w:lvlJc w:val="left"/>
+      <w:pPr>
+        <w:ind w:left="5760" w:hanging="360"/>
+      </w:pPr>
+      <w:rPr>
+        <w:rFonts w:ascii="Courier New" w:hAnsi="Courier New" w:cs="Courier New" w:hint="default"/>
+      </w:rPr>
+    </w:lvl>
+    <w:lvl w:ilvl="8" w:tplc="04090005" w:tentative="1">
+      <w:start w:val="1"/>
+      <w:numFmt w:val="bullet"/>
+      <w:lvlText w:val=""/>
+      <w:lvlJc w:val="left"/>
+      <w:pPr>
+        <w:ind w:left="6480" w:hanging="360"/>
+      </w:pPr>
+      <w:rPr>
+        <w:rFonts w:ascii="Wingdings" w:hAnsi="Wingdings" w:hint="default"/>
+      </w:rPr>
+    </w:lvl>
+  </w:abstractNum>
+  <w:abstractNum w:abstractNumId="16" w15:restartNumberingAfterBreak="0">
+    <w:nsid w:val="61C4631B"/>
+    <w:multiLevelType w:val="hybridMultilevel"/>
+    <w:tmpl w:val="96A4AAF2"/>
+    <w:lvl w:ilvl="0" w:tplc="04090001">
+      <w:start w:val="1"/>
+      <w:numFmt w:val="bullet"/>
+      <w:lvlText w:val=""/>
+      <w:lvlJc w:val="left"/>
+      <w:pPr>
+        <w:ind w:left="720" w:hanging="360"/>
+      </w:pPr>
+      <w:rPr>
+        <w:rFonts w:ascii="Symbol" w:hAnsi="Symbol" w:hint="default"/>
+      </w:rPr>
+    </w:lvl>
+    <w:lvl w:ilvl="1" w:tplc="04090003" w:tentative="1">
+      <w:start w:val="1"/>
+      <w:numFmt w:val="bullet"/>
+      <w:lvlText w:val="o"/>
+      <w:lvlJc w:val="left"/>
+      <w:pPr>
+        <w:ind w:left="1440" w:hanging="360"/>
+      </w:pPr>
+      <w:rPr>
+        <w:rFonts w:ascii="Courier New" w:hAnsi="Courier New" w:cs="Courier New" w:hint="default"/>
+      </w:rPr>
+    </w:lvl>
+    <w:lvl w:ilvl="2" w:tplc="04090005" w:tentative="1">
+      <w:start w:val="1"/>
+      <w:numFmt w:val="bullet"/>
+      <w:lvlText w:val=""/>
+      <w:lvlJc w:val="left"/>
+      <w:pPr>
+        <w:ind w:left="2160" w:hanging="360"/>
+      </w:pPr>
+      <w:rPr>
+        <w:rFonts w:ascii="Wingdings" w:hAnsi="Wingdings" w:hint="default"/>
+      </w:rPr>
+    </w:lvl>
+    <w:lvl w:ilvl="3" w:tplc="04090001" w:tentative="1">
+      <w:start w:val="1"/>
+      <w:numFmt w:val="bullet"/>
+      <w:lvlText w:val=""/>
+      <w:lvlJc w:val="left"/>
+      <w:pPr>
+        <w:ind w:left="2880" w:hanging="360"/>
+      </w:pPr>
+      <w:rPr>
+        <w:rFonts w:ascii="Symbol" w:hAnsi="Symbol" w:hint="default"/>
+      </w:rPr>
+    </w:lvl>
+    <w:lvl w:ilvl="4" w:tplc="04090003" w:tentative="1">
+      <w:start w:val="1"/>
+      <w:numFmt w:val="bullet"/>
+      <w:lvlText w:val="o"/>
+      <w:lvlJc w:val="left"/>
+      <w:pPr>
+        <w:ind w:left="3600" w:hanging="360"/>
+      </w:pPr>
+      <w:rPr>
+        <w:rFonts w:ascii="Courier New" w:hAnsi="Courier New" w:cs="Courier New" w:hint="default"/>
+      </w:rPr>
+    </w:lvl>
+    <w:lvl w:ilvl="5" w:tplc="04090005" w:tentative="1">
+      <w:start w:val="1"/>
+      <w:numFmt w:val="bullet"/>
+      <w:lvlText w:val=""/>
+      <w:lvlJc w:val="left"/>
+      <w:pPr>
+        <w:ind w:left="4320" w:hanging="360"/>
+      </w:pPr>
+      <w:rPr>
+        <w:rFonts w:ascii="Wingdings" w:hAnsi="Wingdings" w:hint="default"/>
+      </w:rPr>
+    </w:lvl>
+    <w:lvl w:ilvl="6" w:tplc="04090001" w:tentative="1">
+      <w:start w:val="1"/>
+      <w:numFmt w:val="bullet"/>
+      <w:lvlText w:val=""/>
+      <w:lvlJc w:val="left"/>
+      <w:pPr>
+        <w:ind w:left="5040" w:hanging="360"/>
+      </w:pPr>
+      <w:rPr>
+        <w:rFonts w:ascii="Symbol" w:hAnsi="Symbol" w:hint="default"/>
+      </w:rPr>
+    </w:lvl>
+    <w:lvl w:ilvl="7" w:tplc="04090003" w:tentative="1">
+      <w:start w:val="1"/>
+      <w:numFmt w:val="bullet"/>
+      <w:lvlText w:val="o"/>
+      <w:lvlJc w:val="left"/>
+      <w:pPr>
+        <w:ind w:left="5760" w:hanging="360"/>
+      </w:pPr>
+      <w:rPr>
+        <w:rFonts w:ascii="Courier New" w:hAnsi="Courier New" w:cs="Courier New" w:hint="default"/>
+      </w:rPr>
+    </w:lvl>
+    <w:lvl w:ilvl="8" w:tplc="04090005" w:tentative="1">
+      <w:start w:val="1"/>
+      <w:numFmt w:val="bullet"/>
+      <w:lvlText w:val=""/>
+      <w:lvlJc w:val="left"/>
+      <w:pPr>
+        <w:ind w:left="6480" w:hanging="360"/>
+      </w:pPr>
+      <w:rPr>
+        <w:rFonts w:ascii="Wingdings" w:hAnsi="Wingdings" w:hint="default"/>
+      </w:rPr>
+    </w:lvl>
+  </w:abstractNum>
+  <w:abstractNum w:abstractNumId="17" w15:restartNumberingAfterBreak="0">
+    <w:nsid w:val="67863CDA"/>
+    <w:multiLevelType w:val="hybridMultilevel"/>
+    <w:tmpl w:val="5E2C3D20"/>
+    <w:lvl w:ilvl="0" w:tplc="04090001">
+      <w:start w:val="1"/>
+      <w:numFmt w:val="bullet"/>
+      <w:lvlText w:val=""/>
+      <w:lvlJc w:val="left"/>
+      <w:pPr>
+        <w:ind w:left="1080" w:hanging="360"/>
+      </w:pPr>
+      <w:rPr>
+        <w:rFonts w:ascii="Symbol" w:hAnsi="Symbol" w:hint="default"/>
+      </w:rPr>
+    </w:lvl>
+    <w:lvl w:ilvl="1" w:tplc="FFFFFFFF" w:tentative="1">
+      <w:start w:val="1"/>
+      <w:numFmt w:val="bullet"/>
+      <w:lvlText w:val="o"/>
+      <w:lvlJc w:val="left"/>
+      <w:pPr>
+        <w:ind w:left="1800" w:hanging="360"/>
+      </w:pPr>
+      <w:rPr>
+        <w:rFonts w:ascii="Courier New" w:hAnsi="Courier New" w:cs="Courier New" w:hint="default"/>
+      </w:rPr>
+    </w:lvl>
+    <w:lvl w:ilvl="2" w:tplc="FFFFFFFF" w:tentative="1">
+      <w:start w:val="1"/>
+      <w:numFmt w:val="bullet"/>
+      <w:lvlText w:val=""/>
+      <w:lvlJc w:val="left"/>
+      <w:pPr>
+        <w:ind w:left="2520" w:hanging="360"/>
+      </w:pPr>
+      <w:rPr>
+        <w:rFonts w:ascii="Wingdings" w:hAnsi="Wingdings" w:hint="default"/>
+      </w:rPr>
+    </w:lvl>
+    <w:lvl w:ilvl="3" w:tplc="FFFFFFFF" w:tentative="1">
+      <w:start w:val="1"/>
+      <w:numFmt w:val="bullet"/>
+      <w:lvlText w:val=""/>
+      <w:lvlJc w:val="left"/>
+      <w:pPr>
+        <w:ind w:left="3240" w:hanging="360"/>
+      </w:pPr>
+      <w:rPr>
+        <w:rFonts w:ascii="Symbol" w:hAnsi="Symbol" w:hint="default"/>
+      </w:rPr>
+    </w:lvl>
+    <w:lvl w:ilvl="4" w:tplc="FFFFFFFF" w:tentative="1">
+      <w:start w:val="1"/>
+      <w:numFmt w:val="bullet"/>
+      <w:lvlText w:val="o"/>
+      <w:lvlJc w:val="left"/>
+      <w:pPr>
+        <w:ind w:left="3960" w:hanging="360"/>
+      </w:pPr>
+      <w:rPr>
+        <w:rFonts w:ascii="Courier New" w:hAnsi="Courier New" w:cs="Courier New" w:hint="default"/>
+      </w:rPr>
+    </w:lvl>
+    <w:lvl w:ilvl="5" w:tplc="FFFFFFFF" w:tentative="1">
+      <w:start w:val="1"/>
+      <w:numFmt w:val="bullet"/>
+      <w:lvlText w:val=""/>
+      <w:lvlJc w:val="left"/>
+      <w:pPr>
+        <w:ind w:left="4680" w:hanging="360"/>
+      </w:pPr>
+      <w:rPr>
+        <w:rFonts w:ascii="Wingdings" w:hAnsi="Wingdings" w:hint="default"/>
+      </w:rPr>
+    </w:lvl>
+    <w:lvl w:ilvl="6" w:tplc="FFFFFFFF" w:tentative="1">
+      <w:start w:val="1"/>
+      <w:numFmt w:val="bullet"/>
+      <w:lvlText w:val=""/>
+      <w:lvlJc w:val="left"/>
+      <w:pPr>
+        <w:ind w:left="5400" w:hanging="360"/>
+      </w:pPr>
+      <w:rPr>
+        <w:rFonts w:ascii="Symbol" w:hAnsi="Symbol" w:hint="default"/>
+      </w:rPr>
+    </w:lvl>
+    <w:lvl w:ilvl="7" w:tplc="FFFFFFFF" w:tentative="1">
+      <w:start w:val="1"/>
+      <w:numFmt w:val="bullet"/>
+      <w:lvlText w:val="o"/>
+      <w:lvlJc w:val="left"/>
+      <w:pPr>
+        <w:ind w:left="6120" w:hanging="360"/>
+      </w:pPr>
+      <w:rPr>
+        <w:rFonts w:ascii="Courier New" w:hAnsi="Courier New" w:cs="Courier New" w:hint="default"/>
+      </w:rPr>
+    </w:lvl>
+    <w:lvl w:ilvl="8" w:tplc="FFFFFFFF" w:tentative="1">
+      <w:start w:val="1"/>
+      <w:numFmt w:val="bullet"/>
+      <w:lvlText w:val=""/>
+      <w:lvlJc w:val="left"/>
+      <w:pPr>
+        <w:ind w:left="6840" w:hanging="360"/>
+      </w:pPr>
+      <w:rPr>
+        <w:rFonts w:ascii="Wingdings" w:hAnsi="Wingdings" w:hint="default"/>
+      </w:rPr>
+    </w:lvl>
+  </w:abstractNum>
+  <w:abstractNum w:abstractNumId="18" w15:restartNumberingAfterBreak="0">
     <w:nsid w:val="6C2C26AA"/>
     <w:multiLevelType w:val="multilevel"/>
     <w:tmpl w:val="11903AEE"/>
@@ -2282,7 +2775,7 @@
       </w:rPr>
     </w:lvl>
   </w:abstractNum>
-  <w:abstractNum w:abstractNumId="15" w15:restartNumberingAfterBreak="0">
+  <w:abstractNum w:abstractNumId="19" w15:restartNumberingAfterBreak="0">
     <w:nsid w:val="6CEA1399"/>
     <w:multiLevelType w:val="multilevel"/>
     <w:tmpl w:val="03B0F7DA"/>
@@ -2431,7 +2924,231 @@
       </w:rPr>
     </w:lvl>
   </w:abstractNum>
-  <w:abstractNum w:abstractNumId="16" w15:restartNumberingAfterBreak="0">
+  <w:abstractNum w:abstractNumId="20" w15:restartNumberingAfterBreak="0">
+    <w:nsid w:val="6E3F3466"/>
+    <w:multiLevelType w:val="hybridMultilevel"/>
+    <w:tmpl w:val="E90C20D0"/>
+    <w:lvl w:ilvl="0" w:tplc="7ED8B412">
+      <w:numFmt w:val="bullet"/>
+      <w:lvlText w:val=""/>
+      <w:lvlJc w:val="left"/>
+      <w:pPr>
+        <w:ind w:left="1080" w:hanging="360"/>
+      </w:pPr>
+      <w:rPr>
+        <w:rFonts w:ascii="Aptos" w:eastAsiaTheme="minorHAnsi" w:hAnsi="Aptos" w:cstheme="minorBidi" w:hint="default"/>
+      </w:rPr>
+    </w:lvl>
+    <w:lvl w:ilvl="1" w:tplc="04090003" w:tentative="1">
+      <w:start w:val="1"/>
+      <w:numFmt w:val="bullet"/>
+      <w:lvlText w:val="o"/>
+      <w:lvlJc w:val="left"/>
+      <w:pPr>
+        <w:ind w:left="1800" w:hanging="360"/>
+      </w:pPr>
+      <w:rPr>
+        <w:rFonts w:ascii="Courier New" w:hAnsi="Courier New" w:cs="Courier New" w:hint="default"/>
+      </w:rPr>
+    </w:lvl>
+    <w:lvl w:ilvl="2" w:tplc="04090005" w:tentative="1">
+      <w:start w:val="1"/>
+      <w:numFmt w:val="bullet"/>
+      <w:lvlText w:val=""/>
+      <w:lvlJc w:val="left"/>
+      <w:pPr>
+        <w:ind w:left="2520" w:hanging="360"/>
+      </w:pPr>
+      <w:rPr>
+        <w:rFonts w:ascii="Wingdings" w:hAnsi="Wingdings" w:hint="default"/>
+      </w:rPr>
+    </w:lvl>
+    <w:lvl w:ilvl="3" w:tplc="04090001" w:tentative="1">
+      <w:start w:val="1"/>
+      <w:numFmt w:val="bullet"/>
+      <w:lvlText w:val=""/>
+      <w:lvlJc w:val="left"/>
+      <w:pPr>
+        <w:ind w:left="3240" w:hanging="360"/>
+      </w:pPr>
+      <w:rPr>
+        <w:rFonts w:ascii="Symbol" w:hAnsi="Symbol" w:hint="default"/>
+      </w:rPr>
+    </w:lvl>
+    <w:lvl w:ilvl="4" w:tplc="04090003" w:tentative="1">
+      <w:start w:val="1"/>
+      <w:numFmt w:val="bullet"/>
+      <w:lvlText w:val="o"/>
+      <w:lvlJc w:val="left"/>
+      <w:pPr>
+        <w:ind w:left="3960" w:hanging="360"/>
+      </w:pPr>
+      <w:rPr>
+        <w:rFonts w:ascii="Courier New" w:hAnsi="Courier New" w:cs="Courier New" w:hint="default"/>
+      </w:rPr>
+    </w:lvl>
+    <w:lvl w:ilvl="5" w:tplc="04090005" w:tentative="1">
+      <w:start w:val="1"/>
+      <w:numFmt w:val="bullet"/>
+      <w:lvlText w:val=""/>
+      <w:lvlJc w:val="left"/>
+      <w:pPr>
+        <w:ind w:left="4680" w:hanging="360"/>
+      </w:pPr>
+      <w:rPr>
+        <w:rFonts w:ascii="Wingdings" w:hAnsi="Wingdings" w:hint="default"/>
+      </w:rPr>
+    </w:lvl>
+    <w:lvl w:ilvl="6" w:tplc="04090001" w:tentative="1">
+      <w:start w:val="1"/>
+      <w:numFmt w:val="bullet"/>
+      <w:lvlText w:val=""/>
+      <w:lvlJc w:val="left"/>
+      <w:pPr>
+        <w:ind w:left="5400" w:hanging="360"/>
+      </w:pPr>
+      <w:rPr>
+        <w:rFonts w:ascii="Symbol" w:hAnsi="Symbol" w:hint="default"/>
+      </w:rPr>
+    </w:lvl>
+    <w:lvl w:ilvl="7" w:tplc="04090003" w:tentative="1">
+      <w:start w:val="1"/>
+      <w:numFmt w:val="bullet"/>
+      <w:lvlText w:val="o"/>
+      <w:lvlJc w:val="left"/>
+      <w:pPr>
+        <w:ind w:left="6120" w:hanging="360"/>
+      </w:pPr>
+      <w:rPr>
+        <w:rFonts w:ascii="Courier New" w:hAnsi="Courier New" w:cs="Courier New" w:hint="default"/>
+      </w:rPr>
+    </w:lvl>
+    <w:lvl w:ilvl="8" w:tplc="04090005" w:tentative="1">
+      <w:start w:val="1"/>
+      <w:numFmt w:val="bullet"/>
+      <w:lvlText w:val=""/>
+      <w:lvlJc w:val="left"/>
+      <w:pPr>
+        <w:ind w:left="6840" w:hanging="360"/>
+      </w:pPr>
+      <w:rPr>
+        <w:rFonts w:ascii="Wingdings" w:hAnsi="Wingdings" w:hint="default"/>
+      </w:rPr>
+    </w:lvl>
+  </w:abstractNum>
+  <w:abstractNum w:abstractNumId="21" w15:restartNumberingAfterBreak="0">
+    <w:nsid w:val="6FAE269E"/>
+    <w:multiLevelType w:val="hybridMultilevel"/>
+    <w:tmpl w:val="A5067146"/>
+    <w:lvl w:ilvl="0" w:tplc="7ED8B412">
+      <w:numFmt w:val="bullet"/>
+      <w:lvlText w:val=""/>
+      <w:lvlJc w:val="left"/>
+      <w:pPr>
+        <w:ind w:left="720" w:hanging="360"/>
+      </w:pPr>
+      <w:rPr>
+        <w:rFonts w:ascii="Aptos" w:eastAsiaTheme="minorHAnsi" w:hAnsi="Aptos" w:cstheme="minorBidi" w:hint="default"/>
+      </w:rPr>
+    </w:lvl>
+    <w:lvl w:ilvl="1" w:tplc="04090003" w:tentative="1">
+      <w:start w:val="1"/>
+      <w:numFmt w:val="bullet"/>
+      <w:lvlText w:val="o"/>
+      <w:lvlJc w:val="left"/>
+      <w:pPr>
+        <w:ind w:left="1440" w:hanging="360"/>
+      </w:pPr>
+      <w:rPr>
+        <w:rFonts w:ascii="Courier New" w:hAnsi="Courier New" w:cs="Courier New" w:hint="default"/>
+      </w:rPr>
+    </w:lvl>
+    <w:lvl w:ilvl="2" w:tplc="04090005" w:tentative="1">
+      <w:start w:val="1"/>
+      <w:numFmt w:val="bullet"/>
+      <w:lvlText w:val=""/>
+      <w:lvlJc w:val="left"/>
+      <w:pPr>
+        <w:ind w:left="2160" w:hanging="360"/>
+      </w:pPr>
+      <w:rPr>
+        <w:rFonts w:ascii="Wingdings" w:hAnsi="Wingdings" w:hint="default"/>
+      </w:rPr>
+    </w:lvl>
+    <w:lvl w:ilvl="3" w:tplc="04090001" w:tentative="1">
+      <w:start w:val="1"/>
+      <w:numFmt w:val="bullet"/>
+      <w:lvlText w:val=""/>
+      <w:lvlJc w:val="left"/>
+      <w:pPr>
+        <w:ind w:left="2880" w:hanging="360"/>
+      </w:pPr>
+      <w:rPr>
+        <w:rFonts w:ascii="Symbol" w:hAnsi="Symbol" w:hint="default"/>
+      </w:rPr>
+    </w:lvl>
+    <w:lvl w:ilvl="4" w:tplc="04090003" w:tentative="1">
+      <w:start w:val="1"/>
+      <w:numFmt w:val="bullet"/>
+      <w:lvlText w:val="o"/>
+      <w:lvlJc w:val="left"/>
+      <w:pPr>
+        <w:ind w:left="3600" w:hanging="360"/>
+      </w:pPr>
+      <w:rPr>
+        <w:rFonts w:ascii="Courier New" w:hAnsi="Courier New" w:cs="Courier New" w:hint="default"/>
+      </w:rPr>
+    </w:lvl>
+    <w:lvl w:ilvl="5" w:tplc="04090005" w:tentative="1">
+      <w:start w:val="1"/>
+      <w:numFmt w:val="bullet"/>
+      <w:lvlText w:val=""/>
+      <w:lvlJc w:val="left"/>
+      <w:pPr>
+        <w:ind w:left="4320" w:hanging="360"/>
+      </w:pPr>
+      <w:rPr>
+        <w:rFonts w:ascii="Wingdings" w:hAnsi="Wingdings" w:hint="default"/>
+      </w:rPr>
+    </w:lvl>
+    <w:lvl w:ilvl="6" w:tplc="04090001" w:tentative="1">
+      <w:start w:val="1"/>
+      <w:numFmt w:val="bullet"/>
+      <w:lvlText w:val=""/>
+      <w:lvlJc w:val="left"/>
+      <w:pPr>
+        <w:ind w:left="5040" w:hanging="360"/>
+      </w:pPr>
+      <w:rPr>
+        <w:rFonts w:ascii="Symbol" w:hAnsi="Symbol" w:hint="default"/>
+      </w:rPr>
+    </w:lvl>
+    <w:lvl w:ilvl="7" w:tplc="04090003" w:tentative="1">
+      <w:start w:val="1"/>
+      <w:numFmt w:val="bullet"/>
+      <w:lvlText w:val="o"/>
+      <w:lvlJc w:val="left"/>
+      <w:pPr>
+        <w:ind w:left="5760" w:hanging="360"/>
+      </w:pPr>
+      <w:rPr>
+        <w:rFonts w:ascii="Courier New" w:hAnsi="Courier New" w:cs="Courier New" w:hint="default"/>
+      </w:rPr>
+    </w:lvl>
+    <w:lvl w:ilvl="8" w:tplc="04090005" w:tentative="1">
+      <w:start w:val="1"/>
+      <w:numFmt w:val="bullet"/>
+      <w:lvlText w:val=""/>
+      <w:lvlJc w:val="left"/>
+      <w:pPr>
+        <w:ind w:left="6480" w:hanging="360"/>
+      </w:pPr>
+      <w:rPr>
+        <w:rFonts w:ascii="Wingdings" w:hAnsi="Wingdings" w:hint="default"/>
+      </w:rPr>
+    </w:lvl>
+  </w:abstractNum>
+  <w:abstractNum w:abstractNumId="22" w15:restartNumberingAfterBreak="0">
     <w:nsid w:val="77E27432"/>
     <w:multiLevelType w:val="hybridMultilevel"/>
     <w:tmpl w:val="C26A0990"/>
@@ -2537,6 +3254,119 @@
       <w:lvlJc w:val="left"/>
       <w:pPr>
         <w:ind w:left="6840" w:hanging="360"/>
+      </w:pPr>
+      <w:rPr>
+        <w:rFonts w:ascii="Wingdings" w:hAnsi="Wingdings" w:hint="default"/>
+      </w:rPr>
+    </w:lvl>
+  </w:abstractNum>
+  <w:abstractNum w:abstractNumId="23" w15:restartNumberingAfterBreak="0">
+    <w:nsid w:val="7AD75E70"/>
+    <w:multiLevelType w:val="hybridMultilevel"/>
+    <w:tmpl w:val="92F66A2E"/>
+    <w:lvl w:ilvl="0" w:tplc="04090001">
+      <w:start w:val="1"/>
+      <w:numFmt w:val="bullet"/>
+      <w:lvlText w:val=""/>
+      <w:lvlJc w:val="left"/>
+      <w:pPr>
+        <w:ind w:left="720" w:hanging="360"/>
+      </w:pPr>
+      <w:rPr>
+        <w:rFonts w:ascii="Symbol" w:hAnsi="Symbol" w:hint="default"/>
+      </w:rPr>
+    </w:lvl>
+    <w:lvl w:ilvl="1" w:tplc="04090003" w:tentative="1">
+      <w:start w:val="1"/>
+      <w:numFmt w:val="bullet"/>
+      <w:lvlText w:val="o"/>
+      <w:lvlJc w:val="left"/>
+      <w:pPr>
+        <w:ind w:left="1440" w:hanging="360"/>
+      </w:pPr>
+      <w:rPr>
+        <w:rFonts w:ascii="Courier New" w:hAnsi="Courier New" w:cs="Courier New" w:hint="default"/>
+      </w:rPr>
+    </w:lvl>
+    <w:lvl w:ilvl="2" w:tplc="04090005" w:tentative="1">
+      <w:start w:val="1"/>
+      <w:numFmt w:val="bullet"/>
+      <w:lvlText w:val=""/>
+      <w:lvlJc w:val="left"/>
+      <w:pPr>
+        <w:ind w:left="2160" w:hanging="360"/>
+      </w:pPr>
+      <w:rPr>
+        <w:rFonts w:ascii="Wingdings" w:hAnsi="Wingdings" w:hint="default"/>
+      </w:rPr>
+    </w:lvl>
+    <w:lvl w:ilvl="3" w:tplc="04090001" w:tentative="1">
+      <w:start w:val="1"/>
+      <w:numFmt w:val="bullet"/>
+      <w:lvlText w:val=""/>
+      <w:lvlJc w:val="left"/>
+      <w:pPr>
+        <w:ind w:left="2880" w:hanging="360"/>
+      </w:pPr>
+      <w:rPr>
+        <w:rFonts w:ascii="Symbol" w:hAnsi="Symbol" w:hint="default"/>
+      </w:rPr>
+    </w:lvl>
+    <w:lvl w:ilvl="4" w:tplc="04090003" w:tentative="1">
+      <w:start w:val="1"/>
+      <w:numFmt w:val="bullet"/>
+      <w:lvlText w:val="o"/>
+      <w:lvlJc w:val="left"/>
+      <w:pPr>
+        <w:ind w:left="3600" w:hanging="360"/>
+      </w:pPr>
+      <w:rPr>
+        <w:rFonts w:ascii="Courier New" w:hAnsi="Courier New" w:cs="Courier New" w:hint="default"/>
+      </w:rPr>
+    </w:lvl>
+    <w:lvl w:ilvl="5" w:tplc="04090005" w:tentative="1">
+      <w:start w:val="1"/>
+      <w:numFmt w:val="bullet"/>
+      <w:lvlText w:val=""/>
+      <w:lvlJc w:val="left"/>
+      <w:pPr>
+        <w:ind w:left="4320" w:hanging="360"/>
+      </w:pPr>
+      <w:rPr>
+        <w:rFonts w:ascii="Wingdings" w:hAnsi="Wingdings" w:hint="default"/>
+      </w:rPr>
+    </w:lvl>
+    <w:lvl w:ilvl="6" w:tplc="04090001" w:tentative="1">
+      <w:start w:val="1"/>
+      <w:numFmt w:val="bullet"/>
+      <w:lvlText w:val=""/>
+      <w:lvlJc w:val="left"/>
+      <w:pPr>
+        <w:ind w:left="5040" w:hanging="360"/>
+      </w:pPr>
+      <w:rPr>
+        <w:rFonts w:ascii="Symbol" w:hAnsi="Symbol" w:hint="default"/>
+      </w:rPr>
+    </w:lvl>
+    <w:lvl w:ilvl="7" w:tplc="04090003" w:tentative="1">
+      <w:start w:val="1"/>
+      <w:numFmt w:val="bullet"/>
+      <w:lvlText w:val="o"/>
+      <w:lvlJc w:val="left"/>
+      <w:pPr>
+        <w:ind w:left="5760" w:hanging="360"/>
+      </w:pPr>
+      <w:rPr>
+        <w:rFonts w:ascii="Courier New" w:hAnsi="Courier New" w:cs="Courier New" w:hint="default"/>
+      </w:rPr>
+    </w:lvl>
+    <w:lvl w:ilvl="8" w:tplc="04090005" w:tentative="1">
+      <w:start w:val="1"/>
+      <w:numFmt w:val="bullet"/>
+      <w:lvlText w:val=""/>
+      <w:lvlJc w:val="left"/>
+      <w:pPr>
+        <w:ind w:left="6480" w:hanging="360"/>
       </w:pPr>
       <w:rPr>
         <w:rFonts w:ascii="Wingdings" w:hAnsi="Wingdings" w:hint="default"/>
@@ -2553,10 +3383,10 @@
     <w:abstractNumId w:val="0"/>
   </w:num>
   <w:num w:numId="4" w16cid:durableId="333579803">
-    <w:abstractNumId w:val="14"/>
+    <w:abstractNumId w:val="18"/>
   </w:num>
   <w:num w:numId="5" w16cid:durableId="25763406">
-    <w:abstractNumId w:val="15"/>
+    <w:abstractNumId w:val="19"/>
   </w:num>
   <w:num w:numId="6" w16cid:durableId="2047873828">
     <w:abstractNumId w:val="13"/>
@@ -2580,7 +3410,7 @@
     <w:abstractNumId w:val="4"/>
   </w:num>
   <w:num w:numId="13" w16cid:durableId="2041279818">
-    <w:abstractNumId w:val="16"/>
+    <w:abstractNumId w:val="22"/>
   </w:num>
   <w:num w:numId="14" w16cid:durableId="1045374689">
     <w:abstractNumId w:val="6"/>
@@ -2593,6 +3423,27 @@
   </w:num>
   <w:num w:numId="17" w16cid:durableId="1518422425">
     <w:abstractNumId w:val="12"/>
+  </w:num>
+  <w:num w:numId="18" w16cid:durableId="835151717">
+    <w:abstractNumId w:val="16"/>
+  </w:num>
+  <w:num w:numId="19" w16cid:durableId="889389127">
+    <w:abstractNumId w:val="21"/>
+  </w:num>
+  <w:num w:numId="20" w16cid:durableId="1472865231">
+    <w:abstractNumId w:val="20"/>
+  </w:num>
+  <w:num w:numId="21" w16cid:durableId="816916072">
+    <w:abstractNumId w:val="17"/>
+  </w:num>
+  <w:num w:numId="22" w16cid:durableId="495416650">
+    <w:abstractNumId w:val="15"/>
+  </w:num>
+  <w:num w:numId="23" w16cid:durableId="420302187">
+    <w:abstractNumId w:val="14"/>
+  </w:num>
+  <w:num w:numId="24" w16cid:durableId="1530679968">
+    <w:abstractNumId w:val="23"/>
   </w:num>
 </w:numbering>
 </file>
